--- a/lessons/2-4/downloads/reveal/teacher/2.4-homework-packet-level-1.docx
+++ b/lessons/2-4/downloads/reveal/teacher/2.4-homework-packet-level-1.docx
@@ -78,14 +78,15 @@
           <w:caps/>
           <w:color w:val="003A70"/>
           <w:spacing w:val="12"/>
-          <w:sz w:val="21"/>
+          <w:sz w:val="22"/>
           <w:szCs w:val="21"/>
         </w:rPr>
-        <w:t xml:space="preserve">Lesson 2-4  ·  Homework Packet  ·  Level 1  ·  Sheet 1 of 2</w:t>
+        <w:t xml:space="preserve">Lesson 2-4  ·  Homework Packet  ·  Supported  ·  Session 1 · pages 1–2</w:t>
       </w:r>
     </w:p>
     <w:p>
       <w:pPr>
+        <w:pStyle w:val="Heading1"/>
         <w:keepNext/>
         <w:spacing w:before="0" w:after="10" w:line="240" w:lineRule="auto"/>
       </w:pPr>
@@ -111,7 +112,7 @@
         <w:rPr>
           <w:rFonts w:ascii="Avenir Next" w:hAnsi="Avenir Next" w:cs="Avenir Next" w:eastAsia="Avenir Next"/>
           <w:color w:val="5A5F66"/>
-          <w:sz w:val="17"/>
+          <w:sz w:val="22"/>
           <w:szCs w:val="17"/>
         </w:rPr>
         <w:t xml:space="preserve">Maryland Standard 6.SP.B.4   ·   Learning target — I can find the five-number summary of a data set and use it to build a box plot.</w:t>
@@ -158,6 +159,7 @@
           </w:tcPr>
           <w:p>
             <w:pPr>
+              <w:pStyle w:val="Heading2"/>
               <w:spacing w:before="0" w:after="40" w:line="264" w:lineRule="auto"/>
             </w:pPr>
             <w:r>
@@ -185,18 +187,18 @@
                 <w:rFonts w:ascii="Avenir Next" w:hAnsi="Avenir Next" w:cs="Avenir Next" w:eastAsia="Avenir Next"/>
                 <w:b/>
                 <w:color w:val="003A70"/>
+                <w:sz w:val="22"/>
+                <w:szCs w:val="18"/>
+              </w:rPr>
+              <w:t xml:space="preserve">•</w:t>
+            </w:r>
+            <w:r>
+              <w:rPr>
+                <w:rFonts w:ascii="Avenir Next" w:hAnsi="Avenir Next" w:cs="Avenir Next" w:eastAsia="Avenir Next"/>
+                <w:color w:val="1A1A1A"/>
                 <w:sz w:val="18"/>
                 <w:szCs w:val="18"/>
               </w:rPr>
-              <w:t xml:space="preserve">•</w:t>
-            </w:r>
-            <w:r>
-              <w:rPr>
-                <w:rFonts w:ascii="Avenir Next" w:hAnsi="Avenir Next" w:cs="Avenir Next" w:eastAsia="Avenir Next"/>
-                <w:color w:val="1A1A1A"/>
-                <w:sz w:val="18"/>
-                <w:szCs w:val="18"/>
-              </w:rPr>
               <w:tab/>
             </w:r>
             <w:r>
@@ -204,7 +206,7 @@
                 <w:rFonts w:ascii="Avenir Next" w:hAnsi="Avenir Next" w:cs="Avenir Next" w:eastAsia="Avenir Next"/>
                 <w:b/>
                 <w:color w:val="1A1A1A"/>
-                <w:sz w:val="18"/>
+                <w:sz w:val="22"/>
                 <w:szCs w:val="18"/>
               </w:rPr>
               <w:t xml:space="preserve">Five-number summary</w:t>
@@ -213,7 +215,7 @@
               <w:rPr>
                 <w:rFonts w:ascii="Avenir Next" w:hAnsi="Avenir Next" w:cs="Avenir Next" w:eastAsia="Avenir Next"/>
                 <w:color w:val="1A1A1A"/>
-                <w:sz w:val="18"/>
+                <w:sz w:val="22"/>
                 <w:szCs w:val="18"/>
               </w:rPr>
               <w:t xml:space="preserve">: minimum, Q1, median, Q3, maximum.</w:t>
@@ -232,18 +234,18 @@
                 <w:rFonts w:ascii="Avenir Next" w:hAnsi="Avenir Next" w:cs="Avenir Next" w:eastAsia="Avenir Next"/>
                 <w:b/>
                 <w:color w:val="003A70"/>
+                <w:sz w:val="22"/>
+                <w:szCs w:val="18"/>
+              </w:rPr>
+              <w:t xml:space="preserve">•</w:t>
+            </w:r>
+            <w:r>
+              <w:rPr>
+                <w:rFonts w:ascii="Avenir Next" w:hAnsi="Avenir Next" w:cs="Avenir Next" w:eastAsia="Avenir Next"/>
+                <w:color w:val="1A1A1A"/>
                 <w:sz w:val="18"/>
                 <w:szCs w:val="18"/>
               </w:rPr>
-              <w:t xml:space="preserve">•</w:t>
-            </w:r>
-            <w:r>
-              <w:rPr>
-                <w:rFonts w:ascii="Avenir Next" w:hAnsi="Avenir Next" w:cs="Avenir Next" w:eastAsia="Avenir Next"/>
-                <w:color w:val="1A1A1A"/>
-                <w:sz w:val="18"/>
-                <w:szCs w:val="18"/>
-              </w:rPr>
               <w:tab/>
             </w:r>
             <w:r>
@@ -251,7 +253,7 @@
                 <w:rFonts w:ascii="Avenir Next" w:hAnsi="Avenir Next" w:cs="Avenir Next" w:eastAsia="Avenir Next"/>
                 <w:b/>
                 <w:color w:val="1A1A1A"/>
-                <w:sz w:val="18"/>
+                <w:sz w:val="22"/>
                 <w:szCs w:val="18"/>
               </w:rPr>
               <w:t xml:space="preserve">Q1</w:t>
@@ -260,7 +262,7 @@
               <w:rPr>
                 <w:rFonts w:ascii="Avenir Next" w:hAnsi="Avenir Next" w:cs="Avenir Next" w:eastAsia="Avenir Next"/>
                 <w:color w:val="1A1A1A"/>
-                <w:sz w:val="18"/>
+                <w:sz w:val="22"/>
                 <w:szCs w:val="18"/>
               </w:rPr>
               <w:t xml:space="preserve"> is the median of the lower half; </w:t>
@@ -270,7 +272,7 @@
                 <w:rFonts w:ascii="Avenir Next" w:hAnsi="Avenir Next" w:cs="Avenir Next" w:eastAsia="Avenir Next"/>
                 <w:b/>
                 <w:color w:val="1A1A1A"/>
-                <w:sz w:val="18"/>
+                <w:sz w:val="22"/>
                 <w:szCs w:val="18"/>
               </w:rPr>
               <w:t xml:space="preserve">Q3</w:t>
@@ -279,7 +281,7 @@
               <w:rPr>
                 <w:rFonts w:ascii="Avenir Next" w:hAnsi="Avenir Next" w:cs="Avenir Next" w:eastAsia="Avenir Next"/>
                 <w:color w:val="1A1A1A"/>
-                <w:sz w:val="18"/>
+                <w:sz w:val="22"/>
                 <w:szCs w:val="18"/>
               </w:rPr>
               <w:t xml:space="preserve"> of the upper half. Odd count: leave the median out.</w:t>
@@ -298,25 +300,25 @@
                 <w:rFonts w:ascii="Avenir Next" w:hAnsi="Avenir Next" w:cs="Avenir Next" w:eastAsia="Avenir Next"/>
                 <w:b/>
                 <w:color w:val="003A70"/>
+                <w:sz w:val="22"/>
+                <w:szCs w:val="18"/>
+              </w:rPr>
+              <w:t xml:space="preserve">•</w:t>
+            </w:r>
+            <w:r>
+              <w:rPr>
+                <w:rFonts w:ascii="Avenir Next" w:hAnsi="Avenir Next" w:cs="Avenir Next" w:eastAsia="Avenir Next"/>
+                <w:color w:val="1A1A1A"/>
                 <w:sz w:val="18"/>
                 <w:szCs w:val="18"/>
               </w:rPr>
-              <w:t xml:space="preserve">•</w:t>
-            </w:r>
-            <w:r>
-              <w:rPr>
-                <w:rFonts w:ascii="Avenir Next" w:hAnsi="Avenir Next" w:cs="Avenir Next" w:eastAsia="Avenir Next"/>
-                <w:color w:val="1A1A1A"/>
-                <w:sz w:val="18"/>
-                <w:szCs w:val="18"/>
-              </w:rPr>
               <w:tab/>
             </w:r>
             <w:r>
               <w:rPr>
                 <w:rFonts w:ascii="Avenir Next" w:hAnsi="Avenir Next" w:cs="Avenir Next" w:eastAsia="Avenir Next"/>
                 <w:color w:val="1A1A1A"/>
-                <w:sz w:val="18"/>
+                <w:sz w:val="22"/>
                 <w:szCs w:val="18"/>
               </w:rPr>
               <w:t xml:space="preserve">The </w:t>
@@ -326,7 +328,7 @@
                 <w:rFonts w:ascii="Avenir Next" w:hAnsi="Avenir Next" w:cs="Avenir Next" w:eastAsia="Avenir Next"/>
                 <w:b/>
                 <w:color w:val="1A1A1A"/>
-                <w:sz w:val="18"/>
+                <w:sz w:val="22"/>
                 <w:szCs w:val="18"/>
               </w:rPr>
               <w:t xml:space="preserve">box</w:t>
@@ -335,7 +337,7 @@
               <w:rPr>
                 <w:rFonts w:ascii="Avenir Next" w:hAnsi="Avenir Next" w:cs="Avenir Next" w:eastAsia="Avenir Next"/>
                 <w:color w:val="1A1A1A"/>
-                <w:sz w:val="18"/>
+                <w:sz w:val="22"/>
                 <w:szCs w:val="18"/>
               </w:rPr>
               <w:t xml:space="preserve"> goes from Q1 to Q3, with a line at the median. </w:t>
@@ -345,7 +347,7 @@
                 <w:rFonts w:ascii="Avenir Next" w:hAnsi="Avenir Next" w:cs="Avenir Next" w:eastAsia="Avenir Next"/>
                 <w:b/>
                 <w:color w:val="1A1A1A"/>
-                <w:sz w:val="18"/>
+                <w:sz w:val="22"/>
                 <w:szCs w:val="18"/>
               </w:rPr>
               <w:t xml:space="preserve">Whiskers</w:t>
@@ -354,7 +356,7 @@
               <w:rPr>
                 <w:rFonts w:ascii="Avenir Next" w:hAnsi="Avenir Next" w:cs="Avenir Next" w:eastAsia="Avenir Next"/>
                 <w:color w:val="1A1A1A"/>
-                <w:sz w:val="18"/>
+                <w:sz w:val="22"/>
                 <w:szCs w:val="18"/>
               </w:rPr>
               <w:t xml:space="preserve"> reach the min and max.</w:t>
@@ -369,6 +371,7 @@
           </w:tcPr>
           <w:p>
             <w:pPr>
+              <w:pStyle w:val="Heading2"/>
               <w:spacing w:before="0" w:after="40" w:line="264" w:lineRule="auto"/>
             </w:pPr>
             <w:r>
@@ -391,7 +394,7 @@
               <w:rPr>
                 <w:rFonts w:ascii="Avenir Next" w:hAnsi="Avenir Next" w:cs="Avenir Next" w:eastAsia="Avenir Next"/>
                 <w:color w:val="1A1A1A"/>
-                <w:sz w:val="17"/>
+                <w:sz w:val="22"/>
                 <w:szCs w:val="17"/>
               </w:rPr>
               <w:t xml:space="preserve">Find the five-number summary of 4, 6, 9, 10, 13, 15, 18.</w:t>
@@ -410,25 +413,25 @@
                 <w:rFonts w:ascii="Avenir Next" w:hAnsi="Avenir Next" w:cs="Avenir Next" w:eastAsia="Avenir Next"/>
                 <w:b/>
                 <w:color w:val="003A70"/>
+                <w:sz w:val="22"/>
+                <w:szCs w:val="17"/>
+              </w:rPr>
+              <w:t xml:space="preserve">Step 1</w:t>
+            </w:r>
+            <w:r>
+              <w:rPr>
+                <w:rFonts w:ascii="Avenir Next" w:hAnsi="Avenir Next" w:cs="Avenir Next" w:eastAsia="Avenir Next"/>
+                <w:color w:val="1A1A1A"/>
                 <w:sz w:val="17"/>
                 <w:szCs w:val="17"/>
               </w:rPr>
-              <w:t xml:space="preserve">Step 1</w:t>
-            </w:r>
-            <w:r>
-              <w:rPr>
-                <w:rFonts w:ascii="Avenir Next" w:hAnsi="Avenir Next" w:cs="Avenir Next" w:eastAsia="Avenir Next"/>
-                <w:color w:val="1A1A1A"/>
-                <w:sz w:val="17"/>
-                <w:szCs w:val="17"/>
-              </w:rPr>
               <w:tab/>
             </w:r>
             <w:r>
               <w:rPr>
                 <w:rFonts w:ascii="Avenir Next" w:hAnsi="Avenir Next" w:cs="Avenir Next" w:eastAsia="Avenir Next"/>
                 <w:color w:val="1A1A1A"/>
-                <w:sz w:val="17"/>
+                <w:sz w:val="22"/>
                 <w:szCs w:val="17"/>
               </w:rPr>
               <w:t xml:space="preserve">Min = 4, max = 18, median = 10</w:t>
@@ -447,25 +450,25 @@
                 <w:rFonts w:ascii="Avenir Next" w:hAnsi="Avenir Next" w:cs="Avenir Next" w:eastAsia="Avenir Next"/>
                 <w:b/>
                 <w:color w:val="003A70"/>
+                <w:sz w:val="22"/>
+                <w:szCs w:val="17"/>
+              </w:rPr>
+              <w:t xml:space="preserve">Step 2</w:t>
+            </w:r>
+            <w:r>
+              <w:rPr>
+                <w:rFonts w:ascii="Avenir Next" w:hAnsi="Avenir Next" w:cs="Avenir Next" w:eastAsia="Avenir Next"/>
+                <w:color w:val="1A1A1A"/>
                 <w:sz w:val="17"/>
                 <w:szCs w:val="17"/>
               </w:rPr>
-              <w:t xml:space="preserve">Step 2</w:t>
-            </w:r>
-            <w:r>
-              <w:rPr>
-                <w:rFonts w:ascii="Avenir Next" w:hAnsi="Avenir Next" w:cs="Avenir Next" w:eastAsia="Avenir Next"/>
-                <w:color w:val="1A1A1A"/>
-                <w:sz w:val="17"/>
-                <w:szCs w:val="17"/>
-              </w:rPr>
               <w:tab/>
             </w:r>
             <w:r>
               <w:rPr>
                 <w:rFonts w:ascii="Avenir Next" w:hAnsi="Avenir Next" w:cs="Avenir Next" w:eastAsia="Avenir Next"/>
                 <w:color w:val="1A1A1A"/>
-                <w:sz w:val="17"/>
+                <w:sz w:val="22"/>
                 <w:szCs w:val="17"/>
               </w:rPr>
               <w:t xml:space="preserve">Lower half 4, 6, 9, so Q1 = 6</w:t>
@@ -484,25 +487,25 @@
                 <w:rFonts w:ascii="Avenir Next" w:hAnsi="Avenir Next" w:cs="Avenir Next" w:eastAsia="Avenir Next"/>
                 <w:b/>
                 <w:color w:val="003A70"/>
+                <w:sz w:val="22"/>
+                <w:szCs w:val="17"/>
+              </w:rPr>
+              <w:t xml:space="preserve">Step 3</w:t>
+            </w:r>
+            <w:r>
+              <w:rPr>
+                <w:rFonts w:ascii="Avenir Next" w:hAnsi="Avenir Next" w:cs="Avenir Next" w:eastAsia="Avenir Next"/>
+                <w:color w:val="1A1A1A"/>
                 <w:sz w:val="17"/>
                 <w:szCs w:val="17"/>
               </w:rPr>
-              <w:t xml:space="preserve">Step 3</w:t>
-            </w:r>
-            <w:r>
-              <w:rPr>
-                <w:rFonts w:ascii="Avenir Next" w:hAnsi="Avenir Next" w:cs="Avenir Next" w:eastAsia="Avenir Next"/>
-                <w:color w:val="1A1A1A"/>
-                <w:sz w:val="17"/>
-                <w:szCs w:val="17"/>
-              </w:rPr>
               <w:tab/>
             </w:r>
             <w:r>
               <w:rPr>
                 <w:rFonts w:ascii="Avenir Next" w:hAnsi="Avenir Next" w:cs="Avenir Next" w:eastAsia="Avenir Next"/>
                 <w:color w:val="1A1A1A"/>
-                <w:sz w:val="17"/>
+                <w:sz w:val="22"/>
                 <w:szCs w:val="17"/>
               </w:rPr>
               <w:t xml:space="preserve">Upper half 13, 15, 18, so Q3 = 15</w:t>
@@ -521,18 +524,18 @@
                 <w:rFonts w:ascii="Avenir Next" w:hAnsi="Avenir Next" w:cs="Avenir Next" w:eastAsia="Avenir Next"/>
                 <w:b/>
                 <w:color w:val="1A1A1A"/>
+                <w:sz w:val="22"/>
+                <w:szCs w:val="17"/>
+              </w:rPr>
+              <w:t xml:space="preserve">Answer</w:t>
+            </w:r>
+            <w:r>
+              <w:rPr>
+                <w:rFonts w:ascii="Avenir Next" w:hAnsi="Avenir Next" w:cs="Avenir Next" w:eastAsia="Avenir Next"/>
+                <w:color w:val="1A1A1A"/>
                 <w:sz w:val="17"/>
                 <w:szCs w:val="17"/>
               </w:rPr>
-              <w:t xml:space="preserve">Answer</w:t>
-            </w:r>
-            <w:r>
-              <w:rPr>
-                <w:rFonts w:ascii="Avenir Next" w:hAnsi="Avenir Next" w:cs="Avenir Next" w:eastAsia="Avenir Next"/>
-                <w:color w:val="1A1A1A"/>
-                <w:sz w:val="17"/>
-                <w:szCs w:val="17"/>
-              </w:rPr>
               <w:tab/>
             </w:r>
             <w:r>
@@ -540,7 +543,7 @@
                 <w:rFonts w:ascii="Avenir Next" w:hAnsi="Avenir Next" w:cs="Avenir Next" w:eastAsia="Avenir Next"/>
                 <w:b/>
                 <w:color w:val="1A1A1A"/>
-                <w:sz w:val="17"/>
+                <w:sz w:val="22"/>
                 <w:szCs w:val="17"/>
               </w:rPr>
               <w:t xml:space="preserve">4, 6, 10, 15, 18</w:t>
@@ -590,6 +593,7 @@
           </w:tcPr>
           <w:p>
             <w:pPr>
+              <w:pStyle w:val="Heading2"/>
               <w:spacing w:before="0" w:after="40" w:line="264" w:lineRule="auto"/>
             </w:pPr>
             <w:r>
@@ -613,7 +617,7 @@
                 <w:rFonts w:ascii="Avenir Next" w:hAnsi="Avenir Next" w:cs="Avenir Next" w:eastAsia="Avenir Next"/>
                 <w:b/>
                 <w:color w:val="1A1A1A"/>
-                <w:sz w:val="21"/>
+                <w:sz w:val="22"/>
                 <w:szCs w:val="21"/>
               </w:rPr>
               <w:t xml:space="preserve">five-number summary</w:t>
@@ -622,7 +626,7 @@
               <w:rPr>
                 <w:rFonts w:ascii="Avenir Next" w:hAnsi="Avenir Next" w:cs="Avenir Next" w:eastAsia="Avenir Next"/>
                 <w:color w:val="5A5F66"/>
-                <w:sz w:val="21"/>
+                <w:sz w:val="22"/>
                 <w:szCs w:val="21"/>
               </w:rPr>
               <w:t xml:space="preserve"> — </w:t>
@@ -631,7 +635,7 @@
               <w:rPr>
                 <w:rFonts w:ascii="Avenir Next" w:hAnsi="Avenir Next" w:cs="Avenir Next" w:eastAsia="Avenir Next"/>
                 <w:color w:val="1A1A1A"/>
-                <w:sz w:val="21"/>
+                <w:sz w:val="22"/>
                 <w:szCs w:val="21"/>
               </w:rPr>
               <w:t xml:space="preserve">min, Q1, median, Q3, max</w:t>
@@ -646,7 +650,7 @@
                 <w:rFonts w:ascii="Avenir Next" w:hAnsi="Avenir Next" w:cs="Avenir Next" w:eastAsia="Avenir Next"/>
                 <w:b/>
                 <w:color w:val="1A1A1A"/>
-                <w:sz w:val="21"/>
+                <w:sz w:val="22"/>
                 <w:szCs w:val="21"/>
               </w:rPr>
               <w:t xml:space="preserve">Q1</w:t>
@@ -655,7 +659,7 @@
               <w:rPr>
                 <w:rFonts w:ascii="Avenir Next" w:hAnsi="Avenir Next" w:cs="Avenir Next" w:eastAsia="Avenir Next"/>
                 <w:color w:val="5A5F66"/>
-                <w:sz w:val="21"/>
+                <w:sz w:val="22"/>
                 <w:szCs w:val="21"/>
               </w:rPr>
               <w:t xml:space="preserve"> — </w:t>
@@ -664,7 +668,7 @@
               <w:rPr>
                 <w:rFonts w:ascii="Avenir Next" w:hAnsi="Avenir Next" w:cs="Avenir Next" w:eastAsia="Avenir Next"/>
                 <w:color w:val="1A1A1A"/>
-                <w:sz w:val="21"/>
+                <w:sz w:val="22"/>
                 <w:szCs w:val="21"/>
               </w:rPr>
               <w:t xml:space="preserve">middle of the lower half</w:t>
@@ -690,7 +694,7 @@
                 <w:rFonts w:ascii="Avenir Next" w:hAnsi="Avenir Next" w:cs="Avenir Next" w:eastAsia="Avenir Next"/>
                 <w:b/>
                 <w:color w:val="1A1A1A"/>
-                <w:sz w:val="21"/>
+                <w:sz w:val="22"/>
                 <w:szCs w:val="21"/>
               </w:rPr>
               <w:t xml:space="preserve">Q3</w:t>
@@ -699,7 +703,7 @@
               <w:rPr>
                 <w:rFonts w:ascii="Avenir Next" w:hAnsi="Avenir Next" w:cs="Avenir Next" w:eastAsia="Avenir Next"/>
                 <w:color w:val="5A5F66"/>
-                <w:sz w:val="21"/>
+                <w:sz w:val="22"/>
                 <w:szCs w:val="21"/>
               </w:rPr>
               <w:t xml:space="preserve"> — </w:t>
@@ -708,7 +712,7 @@
               <w:rPr>
                 <w:rFonts w:ascii="Avenir Next" w:hAnsi="Avenir Next" w:cs="Avenir Next" w:eastAsia="Avenir Next"/>
                 <w:color w:val="1A1A1A"/>
-                <w:sz w:val="21"/>
+                <w:sz w:val="22"/>
                 <w:szCs w:val="21"/>
               </w:rPr>
               <w:t xml:space="preserve">middle of the upper half</w:t>
@@ -723,7 +727,7 @@
                 <w:rFonts w:ascii="Avenir Next" w:hAnsi="Avenir Next" w:cs="Avenir Next" w:eastAsia="Avenir Next"/>
                 <w:b/>
                 <w:color w:val="1A1A1A"/>
-                <w:sz w:val="21"/>
+                <w:sz w:val="22"/>
                 <w:szCs w:val="21"/>
               </w:rPr>
               <w:t xml:space="preserve">box plot</w:t>
@@ -732,7 +736,7 @@
               <w:rPr>
                 <w:rFonts w:ascii="Avenir Next" w:hAnsi="Avenir Next" w:cs="Avenir Next" w:eastAsia="Avenir Next"/>
                 <w:color w:val="5A5F66"/>
-                <w:sz w:val="21"/>
+                <w:sz w:val="22"/>
                 <w:szCs w:val="21"/>
               </w:rPr>
               <w:t xml:space="preserve"> — </w:t>
@@ -741,7 +745,7 @@
               <w:rPr>
                 <w:rFonts w:ascii="Avenir Next" w:hAnsi="Avenir Next" w:cs="Avenir Next" w:eastAsia="Avenir Next"/>
                 <w:color w:val="1A1A1A"/>
-                <w:sz w:val="21"/>
+                <w:sz w:val="22"/>
                 <w:szCs w:val="21"/>
               </w:rPr>
               <w:t xml:space="preserve">a box from Q1 to Q3 with whiskers</w:t>
@@ -752,6 +756,7 @@
     </w:tbl>
     <w:p>
       <w:pPr>
+        <w:pStyle w:val="Heading2"/>
         <w:keepNext/>
         <w:pBdr>
           <w:bottom w:val="single" w:sz="8" w:space="3" w:color="003A70"/>
@@ -767,7 +772,7 @@
           <w:b/>
           <w:color w:val="003A70"/>
           <w:spacing w:val="14"/>
-          <w:sz w:val="21"/>
+          <w:sz w:val="22"/>
           <w:szCs w:val="21"/>
         </w:rPr>
         <w:t xml:space="preserve">PRACTICE</w:t>
@@ -786,7 +791,7 @@
           <w:rFonts w:ascii="Avenir Next" w:hAnsi="Avenir Next" w:cs="Avenir Next" w:eastAsia="Avenir Next"/>
           <w:i/>
           <w:color w:val="5A5F66"/>
-          <w:sz w:val="17"/>
+          <w:sz w:val="22"/>
           <w:szCs w:val="17"/>
         </w:rPr>
         <w:t xml:space="preserve">show your work · label units</w:t>
@@ -892,25 +897,25 @@
                 <w:rFonts w:ascii="Avenir Next" w:hAnsi="Avenir Next" w:cs="Avenir Next" w:eastAsia="Avenir Next"/>
                 <w:b/>
                 <w:color w:val="003A70"/>
+                <w:sz w:val="22"/>
+                <w:szCs w:val="18"/>
+              </w:rPr>
+              <w:t xml:space="preserve">Step 1</w:t>
+            </w:r>
+            <w:r>
+              <w:rPr>
+                <w:rFonts w:ascii="Avenir Next" w:hAnsi="Avenir Next" w:cs="Avenir Next" w:eastAsia="Avenir Next"/>
+                <w:color w:val="1A1A1A"/>
                 <w:sz w:val="18"/>
                 <w:szCs w:val="18"/>
               </w:rPr>
-              <w:t xml:space="preserve">Step 1</w:t>
-            </w:r>
-            <w:r>
-              <w:rPr>
-                <w:rFonts w:ascii="Avenir Next" w:hAnsi="Avenir Next" w:cs="Avenir Next" w:eastAsia="Avenir Next"/>
-                <w:color w:val="1A1A1A"/>
-                <w:sz w:val="18"/>
-                <w:szCs w:val="18"/>
-              </w:rPr>
               <w:tab/>
             </w:r>
             <w:r>
               <w:rPr>
                 <w:rFonts w:ascii="Avenir Next" w:hAnsi="Avenir Next" w:cs="Avenir Next" w:eastAsia="Avenir Next"/>
                 <w:color w:val="1A1A1A"/>
-                <w:sz w:val="21"/>
+                <w:sz w:val="22"/>
                 <w:szCs w:val="21"/>
               </w:rPr>
               <w:t xml:space="preserve">Put the 9 numbers in order.</w:t>
@@ -930,25 +935,25 @@
                 <w:rFonts w:ascii="Avenir Next" w:hAnsi="Avenir Next" w:cs="Avenir Next" w:eastAsia="Avenir Next"/>
                 <w:b/>
                 <w:color w:val="003A70"/>
+                <w:sz w:val="22"/>
+                <w:szCs w:val="18"/>
+              </w:rPr>
+              <w:t xml:space="preserve">Step 2</w:t>
+            </w:r>
+            <w:r>
+              <w:rPr>
+                <w:rFonts w:ascii="Avenir Next" w:hAnsi="Avenir Next" w:cs="Avenir Next" w:eastAsia="Avenir Next"/>
+                <w:color w:val="1A1A1A"/>
                 <w:sz w:val="18"/>
                 <w:szCs w:val="18"/>
               </w:rPr>
-              <w:t xml:space="preserve">Step 2</w:t>
-            </w:r>
-            <w:r>
-              <w:rPr>
-                <w:rFonts w:ascii="Avenir Next" w:hAnsi="Avenir Next" w:cs="Avenir Next" w:eastAsia="Avenir Next"/>
-                <w:color w:val="1A1A1A"/>
-                <w:sz w:val="18"/>
-                <w:szCs w:val="18"/>
-              </w:rPr>
               <w:tab/>
             </w:r>
             <w:r>
               <w:rPr>
                 <w:rFonts w:ascii="Avenir Next" w:hAnsi="Avenir Next" w:cs="Avenir Next" w:eastAsia="Avenir Next"/>
                 <w:color w:val="1A1A1A"/>
-                <w:sz w:val="21"/>
+                <w:sz w:val="22"/>
                 <w:szCs w:val="21"/>
               </w:rPr>
               <w:t xml:space="preserve">The median is the 5th number.</w:t>
@@ -968,25 +973,25 @@
                 <w:rFonts w:ascii="Avenir Next" w:hAnsi="Avenir Next" w:cs="Avenir Next" w:eastAsia="Avenir Next"/>
                 <w:b/>
                 <w:color w:val="003A70"/>
+                <w:sz w:val="22"/>
+                <w:szCs w:val="18"/>
+              </w:rPr>
+              <w:t xml:space="preserve">Step 3</w:t>
+            </w:r>
+            <w:r>
+              <w:rPr>
+                <w:rFonts w:ascii="Avenir Next" w:hAnsi="Avenir Next" w:cs="Avenir Next" w:eastAsia="Avenir Next"/>
+                <w:color w:val="1A1A1A"/>
                 <w:sz w:val="18"/>
                 <w:szCs w:val="18"/>
               </w:rPr>
-              <w:t xml:space="preserve">Step 3</w:t>
-            </w:r>
-            <w:r>
-              <w:rPr>
-                <w:rFonts w:ascii="Avenir Next" w:hAnsi="Avenir Next" w:cs="Avenir Next" w:eastAsia="Avenir Next"/>
-                <w:color w:val="1A1A1A"/>
-                <w:sz w:val="18"/>
-                <w:szCs w:val="18"/>
-              </w:rPr>
               <w:tab/>
             </w:r>
             <w:r>
               <w:rPr>
                 <w:rFonts w:ascii="Avenir Next" w:hAnsi="Avenir Next" w:cs="Avenir Next" w:eastAsia="Avenir Next"/>
                 <w:color w:val="1A1A1A"/>
-                <w:sz w:val="21"/>
+                <w:sz w:val="22"/>
                 <w:szCs w:val="21"/>
               </w:rPr>
               <w:t xml:space="preserve">Find the middle of each half (leave the median out).</w:t>
@@ -1025,6 +1030,7 @@
               <w:trPr>
                 <w:cantSplit/>
                 <w:trHeight w:val="400" w:hRule="atLeast"/>
+                <w:tblHeader/>
               </w:trPr>
               <w:tc>
                 <w:tcPr>
@@ -1042,7 +1048,7 @@
                       <w:rFonts w:ascii="Avenir Next" w:hAnsi="Avenir Next" w:cs="Avenir Next" w:eastAsia="Avenir Next"/>
                       <w:b/>
                       <w:color w:val="1A1A1A"/>
-                      <w:sz w:val="21"/>
+                      <w:sz w:val="22"/>
                       <w:szCs w:val="21"/>
                     </w:rPr>
                     <w:t xml:space="preserve">Min</w:t>
@@ -1065,7 +1071,7 @@
                       <w:rFonts w:ascii="Avenir Next" w:hAnsi="Avenir Next" w:cs="Avenir Next" w:eastAsia="Avenir Next"/>
                       <w:b/>
                       <w:color w:val="1A1A1A"/>
-                      <w:sz w:val="21"/>
+                      <w:sz w:val="22"/>
                       <w:szCs w:val="21"/>
                     </w:rPr>
                     <w:t xml:space="preserve">Q1</w:t>
@@ -1088,7 +1094,7 @@
                       <w:rFonts w:ascii="Avenir Next" w:hAnsi="Avenir Next" w:cs="Avenir Next" w:eastAsia="Avenir Next"/>
                       <w:b/>
                       <w:color w:val="1A1A1A"/>
-                      <w:sz w:val="21"/>
+                      <w:sz w:val="22"/>
                       <w:szCs w:val="21"/>
                     </w:rPr>
                     <w:t xml:space="preserve">Median</w:t>
@@ -1111,7 +1117,7 @@
                       <w:rFonts w:ascii="Avenir Next" w:hAnsi="Avenir Next" w:cs="Avenir Next" w:eastAsia="Avenir Next"/>
                       <w:b/>
                       <w:color w:val="1A1A1A"/>
-                      <w:sz w:val="21"/>
+                      <w:sz w:val="22"/>
                       <w:szCs w:val="21"/>
                     </w:rPr>
                     <w:t xml:space="preserve">Q3</w:t>
@@ -1134,7 +1140,7 @@
                       <w:rFonts w:ascii="Avenir Next" w:hAnsi="Avenir Next" w:cs="Avenir Next" w:eastAsia="Avenir Next"/>
                       <w:b/>
                       <w:color w:val="1A1A1A"/>
-                      <w:sz w:val="21"/>
+                      <w:sz w:val="22"/>
                       <w:szCs w:val="21"/>
                     </w:rPr>
                     <w:t xml:space="preserve">Max</w:t>
@@ -1307,25 +1313,25 @@
                 <w:rFonts w:ascii="Avenir Next" w:hAnsi="Avenir Next" w:cs="Avenir Next" w:eastAsia="Avenir Next"/>
                 <w:b/>
                 <w:color w:val="003A70"/>
+                <w:sz w:val="22"/>
+                <w:szCs w:val="18"/>
+              </w:rPr>
+              <w:t xml:space="preserve">Step 1</w:t>
+            </w:r>
+            <w:r>
+              <w:rPr>
+                <w:rFonts w:ascii="Avenir Next" w:hAnsi="Avenir Next" w:cs="Avenir Next" w:eastAsia="Avenir Next"/>
+                <w:color w:val="1A1A1A"/>
                 <w:sz w:val="18"/>
                 <w:szCs w:val="18"/>
               </w:rPr>
-              <w:t xml:space="preserve">Step 1</w:t>
-            </w:r>
-            <w:r>
-              <w:rPr>
-                <w:rFonts w:ascii="Avenir Next" w:hAnsi="Avenir Next" w:cs="Avenir Next" w:eastAsia="Avenir Next"/>
-                <w:color w:val="1A1A1A"/>
-                <w:sz w:val="18"/>
-                <w:szCs w:val="18"/>
-              </w:rPr>
               <w:tab/>
             </w:r>
             <w:r>
               <w:rPr>
                 <w:rFonts w:ascii="Avenir Next" w:hAnsi="Avenir Next" w:cs="Avenir Next" w:eastAsia="Avenir Next"/>
                 <w:color w:val="1A1A1A"/>
-                <w:sz w:val="21"/>
+                <w:sz w:val="22"/>
                 <w:szCs w:val="21"/>
               </w:rPr>
               <w:t xml:space="preserve">Mark the five numbers above the line.</w:t>
@@ -1345,25 +1351,25 @@
                 <w:rFonts w:ascii="Avenir Next" w:hAnsi="Avenir Next" w:cs="Avenir Next" w:eastAsia="Avenir Next"/>
                 <w:b/>
                 <w:color w:val="003A70"/>
+                <w:sz w:val="22"/>
+                <w:szCs w:val="18"/>
+              </w:rPr>
+              <w:t xml:space="preserve">Step 2</w:t>
+            </w:r>
+            <w:r>
+              <w:rPr>
+                <w:rFonts w:ascii="Avenir Next" w:hAnsi="Avenir Next" w:cs="Avenir Next" w:eastAsia="Avenir Next"/>
+                <w:color w:val="1A1A1A"/>
                 <w:sz w:val="18"/>
                 <w:szCs w:val="18"/>
               </w:rPr>
-              <w:t xml:space="preserve">Step 2</w:t>
-            </w:r>
-            <w:r>
-              <w:rPr>
-                <w:rFonts w:ascii="Avenir Next" w:hAnsi="Avenir Next" w:cs="Avenir Next" w:eastAsia="Avenir Next"/>
-                <w:color w:val="1A1A1A"/>
-                <w:sz w:val="18"/>
-                <w:szCs w:val="18"/>
-              </w:rPr>
               <w:tab/>
             </w:r>
             <w:r>
               <w:rPr>
                 <w:rFonts w:ascii="Avenir Next" w:hAnsi="Avenir Next" w:cs="Avenir Next" w:eastAsia="Avenir Next"/>
                 <w:color w:val="1A1A1A"/>
-                <w:sz w:val="21"/>
+                <w:sz w:val="22"/>
                 <w:szCs w:val="21"/>
               </w:rPr>
               <w:t xml:space="preserve">Draw the box from Q1 to Q3 and a line at the median.</w:t>
@@ -1383,25 +1389,25 @@
                 <w:rFonts w:ascii="Avenir Next" w:hAnsi="Avenir Next" w:cs="Avenir Next" w:eastAsia="Avenir Next"/>
                 <w:b/>
                 <w:color w:val="003A70"/>
+                <w:sz w:val="22"/>
+                <w:szCs w:val="18"/>
+              </w:rPr>
+              <w:t xml:space="preserve">Step 3</w:t>
+            </w:r>
+            <w:r>
+              <w:rPr>
+                <w:rFonts w:ascii="Avenir Next" w:hAnsi="Avenir Next" w:cs="Avenir Next" w:eastAsia="Avenir Next"/>
+                <w:color w:val="1A1A1A"/>
                 <w:sz w:val="18"/>
                 <w:szCs w:val="18"/>
               </w:rPr>
-              <w:t xml:space="preserve">Step 3</w:t>
-            </w:r>
-            <w:r>
-              <w:rPr>
-                <w:rFonts w:ascii="Avenir Next" w:hAnsi="Avenir Next" w:cs="Avenir Next" w:eastAsia="Avenir Next"/>
-                <w:color w:val="1A1A1A"/>
-                <w:sz w:val="18"/>
-                <w:szCs w:val="18"/>
-              </w:rPr>
               <w:tab/>
             </w:r>
             <w:r>
               <w:rPr>
                 <w:rFonts w:ascii="Avenir Next" w:hAnsi="Avenir Next" w:cs="Avenir Next" w:eastAsia="Avenir Next"/>
                 <w:color w:val="1A1A1A"/>
-                <w:sz w:val="21"/>
+                <w:sz w:val="22"/>
                 <w:szCs w:val="21"/>
               </w:rPr>
               <w:t xml:space="preserve">Draw whiskers to the min and max.</w:t>
@@ -1417,7 +1423,7 @@
               <w:drawing>
                 <wp:inline distT="0" distB="0" distL="0" distR="0">
                   <wp:extent cx="4389120" cy="1581912"/>
-                  <wp:docPr id="1" name="Figure 1"/>
+                  <wp:docPr id="1" name="Figure 1" descr="Box plot. Axis: Push-ups, 0 to 50; ticks every 5. Blank axis for drawing a box plot."/>
                   <a:graphic xmlns:a="http://schemas.openxmlformats.org/drawingml/2006/main">
                     <a:graphicData uri="http://schemas.openxmlformats.org/drawingml/2006/picture">
                       <pic:pic xmlns:pic="http://schemas.openxmlformats.org/drawingml/2006/picture">
@@ -1770,7 +1776,7 @@
                     <w:drawing>
                       <wp:inline distT="0" distB="0" distL="0" distR="0">
                         <wp:extent cx="2743200" cy="1124712"/>
-                        <wp:docPr id="2" name="Figure 2"/>
+                        <wp:docPr id="2" name="Figure 2" descr="Box plot. Axis: Temperature (°F), 50 to 80; ticks every 2. Minimum, lower quartile, median, upper quartile, maximum: 52, 58, 64, 70, 78."/>
                         <a:graphic xmlns:a="http://schemas.openxmlformats.org/drawingml/2006/main">
                           <a:graphicData uri="http://schemas.openxmlformats.org/drawingml/2006/picture">
                             <pic:pic xmlns:pic="http://schemas.openxmlformats.org/drawingml/2006/picture">
@@ -1916,25 +1922,25 @@
                 <w:rFonts w:ascii="Avenir Next" w:hAnsi="Avenir Next" w:cs="Avenir Next" w:eastAsia="Avenir Next"/>
                 <w:b/>
                 <w:color w:val="003A70"/>
+                <w:sz w:val="22"/>
+                <w:szCs w:val="18"/>
+              </w:rPr>
+              <w:t xml:space="preserve">Step 1</w:t>
+            </w:r>
+            <w:r>
+              <w:rPr>
+                <w:rFonts w:ascii="Avenir Next" w:hAnsi="Avenir Next" w:cs="Avenir Next" w:eastAsia="Avenir Next"/>
+                <w:color w:val="1A1A1A"/>
                 <w:sz w:val="18"/>
                 <w:szCs w:val="18"/>
               </w:rPr>
-              <w:t xml:space="preserve">Step 1</w:t>
-            </w:r>
-            <w:r>
-              <w:rPr>
-                <w:rFonts w:ascii="Avenir Next" w:hAnsi="Avenir Next" w:cs="Avenir Next" w:eastAsia="Avenir Next"/>
-                <w:color w:val="1A1A1A"/>
-                <w:sz w:val="18"/>
-                <w:szCs w:val="18"/>
-              </w:rPr>
               <w:tab/>
             </w:r>
             <w:r>
               <w:rPr>
                 <w:rFonts w:ascii="Avenir Next" w:hAnsi="Avenir Next" w:cs="Avenir Next" w:eastAsia="Avenir Next"/>
                 <w:color w:val="1A1A1A"/>
-                <w:sz w:val="21"/>
+                <w:sz w:val="22"/>
                 <w:szCs w:val="21"/>
               </w:rPr>
               <w:t xml:space="preserve">Order the 8 numbers.</w:t>
@@ -1954,25 +1960,25 @@
                 <w:rFonts w:ascii="Avenir Next" w:hAnsi="Avenir Next" w:cs="Avenir Next" w:eastAsia="Avenir Next"/>
                 <w:b/>
                 <w:color w:val="003A70"/>
+                <w:sz w:val="22"/>
+                <w:szCs w:val="18"/>
+              </w:rPr>
+              <w:t xml:space="preserve">Step 2</w:t>
+            </w:r>
+            <w:r>
+              <w:rPr>
+                <w:rFonts w:ascii="Avenir Next" w:hAnsi="Avenir Next" w:cs="Avenir Next" w:eastAsia="Avenir Next"/>
+                <w:color w:val="1A1A1A"/>
                 <w:sz w:val="18"/>
                 <w:szCs w:val="18"/>
               </w:rPr>
-              <w:t xml:space="preserve">Step 2</w:t>
-            </w:r>
-            <w:r>
-              <w:rPr>
-                <w:rFonts w:ascii="Avenir Next" w:hAnsi="Avenir Next" w:cs="Avenir Next" w:eastAsia="Avenir Next"/>
-                <w:color w:val="1A1A1A"/>
-                <w:sz w:val="18"/>
-                <w:szCs w:val="18"/>
-              </w:rPr>
               <w:tab/>
             </w:r>
             <w:r>
               <w:rPr>
                 <w:rFonts w:ascii="Avenir Next" w:hAnsi="Avenir Next" w:cs="Avenir Next" w:eastAsia="Avenir Next"/>
                 <w:color w:val="1A1A1A"/>
-                <w:sz w:val="21"/>
+                <w:sz w:val="22"/>
                 <w:szCs w:val="21"/>
               </w:rPr>
               <w:t xml:space="preserve">Split them into two halves of 4.</w:t>
@@ -1992,25 +1998,25 @@
                 <w:rFonts w:ascii="Avenir Next" w:hAnsi="Avenir Next" w:cs="Avenir Next" w:eastAsia="Avenir Next"/>
                 <w:b/>
                 <w:color w:val="003A70"/>
+                <w:sz w:val="22"/>
+                <w:szCs w:val="18"/>
+              </w:rPr>
+              <w:t xml:space="preserve">Step 3</w:t>
+            </w:r>
+            <w:r>
+              <w:rPr>
+                <w:rFonts w:ascii="Avenir Next" w:hAnsi="Avenir Next" w:cs="Avenir Next" w:eastAsia="Avenir Next"/>
+                <w:color w:val="1A1A1A"/>
                 <w:sz w:val="18"/>
                 <w:szCs w:val="18"/>
               </w:rPr>
-              <w:t xml:space="preserve">Step 3</w:t>
-            </w:r>
-            <w:r>
-              <w:rPr>
-                <w:rFonts w:ascii="Avenir Next" w:hAnsi="Avenir Next" w:cs="Avenir Next" w:eastAsia="Avenir Next"/>
-                <w:color w:val="1A1A1A"/>
-                <w:sz w:val="18"/>
-                <w:szCs w:val="18"/>
-              </w:rPr>
               <w:tab/>
             </w:r>
             <w:r>
               <w:rPr>
                 <w:rFonts w:ascii="Avenir Next" w:hAnsi="Avenir Next" w:cs="Avenir Next" w:eastAsia="Avenir Next"/>
                 <w:color w:val="1A1A1A"/>
-                <w:sz w:val="21"/>
+                <w:sz w:val="22"/>
                 <w:szCs w:val="21"/>
               </w:rPr>
               <w:t xml:space="preserve">Find the middle of each half.</w:t>
@@ -2346,7 +2352,7 @@
                 <w:rFonts w:ascii="Avenir Next" w:hAnsi="Avenir Next" w:cs="Avenir Next" w:eastAsia="Avenir Next"/>
                 <w:b/>
                 <w:color w:val="003A70"/>
-                <w:sz w:val="17"/>
+                <w:sz w:val="22"/>
                 <w:szCs w:val="17"/>
               </w:rPr>
               <w:t xml:space="preserve">Frame  </w:t>
@@ -2356,10 +2362,30 @@
                 <w:rFonts w:ascii="Avenir Next" w:hAnsi="Avenir Next" w:cs="Avenir Next" w:eastAsia="Avenir Next"/>
                 <w:i/>
                 <w:color w:val="1A1A1A"/>
+                <w:sz w:val="22"/>
+                <w:szCs w:val="18"/>
+              </w:rPr>
+              <w:t xml:space="preserve">Grace should leave </w:t>
+            </w:r>
+            <w:r>
+              <w:rPr>
+                <w:rFonts w:ascii="Avenir Next" w:hAnsi="Avenir Next" w:cs="Avenir Next" w:eastAsia="Avenir Next"/>
+                <w:color w:val="1A1A1A"/>
                 <w:sz w:val="18"/>
                 <w:szCs w:val="18"/>
-              </w:rPr>
-              <w:t xml:space="preserve">Grace should leave </w:t>
+                <w:u w:val="single"/>
+              </w:rPr>
+              <w:t xml:space="preserve">      </w:t>
+            </w:r>
+            <w:r>
+              <w:rPr>
+                <w:rFonts w:ascii="Avenir Next" w:hAnsi="Avenir Next" w:cs="Avenir Next" w:eastAsia="Avenir Next"/>
+                <w:i/>
+                <w:color w:val="1A1A1A"/>
+                <w:sz w:val="22"/>
+                <w:szCs w:val="18"/>
+              </w:rPr>
+              <w:t xml:space="preserve"> out. The lower half is </w:t>
             </w:r>
             <w:r>
               <w:rPr>
@@ -2376,17 +2402,17 @@
                 <w:rFonts w:ascii="Avenir Next" w:hAnsi="Avenir Next" w:cs="Avenir Next" w:eastAsia="Avenir Next"/>
                 <w:i/>
                 <w:color w:val="1A1A1A"/>
+                <w:sz w:val="22"/>
+                <w:szCs w:val="18"/>
+              </w:rPr>
+              <w:t xml:space="preserve">, so Q1 = </w:t>
+            </w:r>
+            <w:r>
+              <w:rPr>
+                <w:rFonts w:ascii="Avenir Next" w:hAnsi="Avenir Next" w:cs="Avenir Next" w:eastAsia="Avenir Next"/>
+                <w:color w:val="1A1A1A"/>
                 <w:sz w:val="18"/>
                 <w:szCs w:val="18"/>
-              </w:rPr>
-              <w:t xml:space="preserve"> out. The lower half is </w:t>
-            </w:r>
-            <w:r>
-              <w:rPr>
-                <w:rFonts w:ascii="Avenir Next" w:hAnsi="Avenir Next" w:cs="Avenir Next" w:eastAsia="Avenir Next"/>
-                <w:color w:val="1A1A1A"/>
-                <w:sz w:val="18"/>
-                <w:szCs w:val="18"/>
                 <w:u w:val="single"/>
               </w:rPr>
               <w:t xml:space="preserve">      </w:t>
@@ -2396,27 +2422,7 @@
                 <w:rFonts w:ascii="Avenir Next" w:hAnsi="Avenir Next" w:cs="Avenir Next" w:eastAsia="Avenir Next"/>
                 <w:i/>
                 <w:color w:val="1A1A1A"/>
-                <w:sz w:val="18"/>
-                <w:szCs w:val="18"/>
-              </w:rPr>
-              <w:t xml:space="preserve">, so Q1 = </w:t>
-            </w:r>
-            <w:r>
-              <w:rPr>
-                <w:rFonts w:ascii="Avenir Next" w:hAnsi="Avenir Next" w:cs="Avenir Next" w:eastAsia="Avenir Next"/>
-                <w:color w:val="1A1A1A"/>
-                <w:sz w:val="18"/>
-                <w:szCs w:val="18"/>
-                <w:u w:val="single"/>
-              </w:rPr>
-              <w:t xml:space="preserve">      </w:t>
-            </w:r>
-            <w:r>
-              <w:rPr>
-                <w:rFonts w:ascii="Avenir Next" w:hAnsi="Avenir Next" w:cs="Avenir Next" w:eastAsia="Avenir Next"/>
-                <w:i/>
-                <w:color w:val="1A1A1A"/>
-                <w:sz w:val="18"/>
+                <w:sz w:val="22"/>
                 <w:szCs w:val="18"/>
               </w:rPr>
               <w:t xml:space="preserve">.</w:t>
@@ -2545,6 +2551,7 @@
           </w:tcPr>
           <w:p>
             <w:pPr>
+              <w:pStyle w:val="Heading2"/>
               <w:spacing w:before="0" w:after="0" w:line="240" w:lineRule="auto"/>
             </w:pPr>
             <w:r>
@@ -2582,7 +2589,7 @@
               <w:rPr>
                 <w:rFonts w:ascii="Avenir Next" w:hAnsi="Avenir Next" w:cs="Avenir Next" w:eastAsia="Avenir Next"/>
                 <w:color w:val="1A1A1A"/>
-                <w:sz w:val="17"/>
+                <w:sz w:val="22"/>
                 <w:szCs w:val="17"/>
               </w:rPr>
               <w:t xml:space="preserve">  I can do this on my own</w:t>
@@ -2611,7 +2618,7 @@
               <w:rPr>
                 <w:rFonts w:ascii="Avenir Next" w:hAnsi="Avenir Next" w:cs="Avenir Next" w:eastAsia="Avenir Next"/>
                 <w:color w:val="1A1A1A"/>
-                <w:sz w:val="17"/>
+                <w:sz w:val="22"/>
                 <w:szCs w:val="17"/>
               </w:rPr>
               <w:t xml:space="preserve">  I need a little help</w:t>
@@ -2640,7 +2647,7 @@
               <w:rPr>
                 <w:rFonts w:ascii="Avenir Next" w:hAnsi="Avenir Next" w:cs="Avenir Next" w:eastAsia="Avenir Next"/>
                 <w:color w:val="1A1A1A"/>
-                <w:sz w:val="17"/>
+                <w:sz w:val="22"/>
                 <w:szCs w:val="17"/>
               </w:rPr>
               <w:t xml:space="preserve">  I have a question about #</w:t>
@@ -2678,7 +2685,7 @@
         <w:rPr>
           <w:rFonts w:ascii="Avenir Next" w:hAnsi="Avenir Next" w:cs="Avenir Next" w:eastAsia="Avenir Next"/>
           <w:color w:val="5A5F66"/>
-          <w:sz w:val="17"/>
+          <w:sz w:val="22"/>
           <w:szCs w:val="17"/>
         </w:rPr>
         <w:t xml:space="preserve">Explain to someone at home what the box in a box plot shows.</w:t>
@@ -2761,14 +2768,15 @@
           <w:caps/>
           <w:color w:val="003A70"/>
           <w:spacing w:val="12"/>
-          <w:sz w:val="21"/>
+          <w:sz w:val="22"/>
           <w:szCs w:val="21"/>
         </w:rPr>
-        <w:t xml:space="preserve">Lesson 2-4  ·  Homework Packet  ·  Level 1  ·  Sheet 2 of 2</w:t>
+        <w:t xml:space="preserve">Lesson 2-4  ·  Homework Packet  ·  Supported  ·  Session 2 · pages 3–4</w:t>
       </w:r>
     </w:p>
     <w:p>
       <w:pPr>
+        <w:pStyle w:val="Heading1"/>
         <w:keepNext/>
         <w:spacing w:before="0" w:after="10" w:line="240" w:lineRule="auto"/>
       </w:pPr>
@@ -2794,7 +2802,7 @@
         <w:rPr>
           <w:rFonts w:ascii="Avenir Next" w:hAnsi="Avenir Next" w:cs="Avenir Next" w:eastAsia="Avenir Next"/>
           <w:color w:val="5A5F66"/>
-          <w:sz w:val="17"/>
+          <w:sz w:val="22"/>
           <w:szCs w:val="17"/>
         </w:rPr>
         <w:t xml:space="preserve">Maryland Standard 6.SP.B.4   ·   Learning target — I can compare two groups by reading the medians and box widths of their box plots.</w:t>
@@ -2841,6 +2849,7 @@
           </w:tcPr>
           <w:p>
             <w:pPr>
+              <w:pStyle w:val="Heading2"/>
               <w:spacing w:before="0" w:after="40" w:line="264" w:lineRule="auto"/>
             </w:pPr>
             <w:r>
@@ -2868,25 +2877,25 @@
                 <w:rFonts w:ascii="Avenir Next" w:hAnsi="Avenir Next" w:cs="Avenir Next" w:eastAsia="Avenir Next"/>
                 <w:b/>
                 <w:color w:val="003A70"/>
+                <w:sz w:val="22"/>
+                <w:szCs w:val="18"/>
+              </w:rPr>
+              <w:t xml:space="preserve">•</w:t>
+            </w:r>
+            <w:r>
+              <w:rPr>
+                <w:rFonts w:ascii="Avenir Next" w:hAnsi="Avenir Next" w:cs="Avenir Next" w:eastAsia="Avenir Next"/>
+                <w:color w:val="1A1A1A"/>
                 <w:sz w:val="18"/>
                 <w:szCs w:val="18"/>
               </w:rPr>
-              <w:t xml:space="preserve">•</w:t>
-            </w:r>
-            <w:r>
-              <w:rPr>
-                <w:rFonts w:ascii="Avenir Next" w:hAnsi="Avenir Next" w:cs="Avenir Next" w:eastAsia="Avenir Next"/>
-                <w:color w:val="1A1A1A"/>
-                <w:sz w:val="18"/>
-                <w:szCs w:val="18"/>
-              </w:rPr>
               <w:tab/>
             </w:r>
             <w:r>
               <w:rPr>
                 <w:rFonts w:ascii="Avenir Next" w:hAnsi="Avenir Next" w:cs="Avenir Next" w:eastAsia="Avenir Next"/>
                 <w:color w:val="1A1A1A"/>
-                <w:sz w:val="18"/>
+                <w:sz w:val="22"/>
                 <w:szCs w:val="18"/>
               </w:rPr>
               <w:t xml:space="preserve">Compare </w:t>
@@ -2896,7 +2905,7 @@
                 <w:rFonts w:ascii="Avenir Next" w:hAnsi="Avenir Next" w:cs="Avenir Next" w:eastAsia="Avenir Next"/>
                 <w:b/>
                 <w:color w:val="1A1A1A"/>
-                <w:sz w:val="18"/>
+                <w:sz w:val="22"/>
                 <w:szCs w:val="18"/>
               </w:rPr>
               <w:t xml:space="preserve">centers</w:t>
@@ -2905,7 +2914,7 @@
               <w:rPr>
                 <w:rFonts w:ascii="Avenir Next" w:hAnsi="Avenir Next" w:cs="Avenir Next" w:eastAsia="Avenir Next"/>
                 <w:color w:val="1A1A1A"/>
-                <w:sz w:val="18"/>
+                <w:sz w:val="22"/>
                 <w:szCs w:val="18"/>
               </w:rPr>
               <w:t xml:space="preserve">: use the medians.</w:t>
@@ -2924,25 +2933,25 @@
                 <w:rFonts w:ascii="Avenir Next" w:hAnsi="Avenir Next" w:cs="Avenir Next" w:eastAsia="Avenir Next"/>
                 <w:b/>
                 <w:color w:val="003A70"/>
+                <w:sz w:val="22"/>
+                <w:szCs w:val="18"/>
+              </w:rPr>
+              <w:t xml:space="preserve">•</w:t>
+            </w:r>
+            <w:r>
+              <w:rPr>
+                <w:rFonts w:ascii="Avenir Next" w:hAnsi="Avenir Next" w:cs="Avenir Next" w:eastAsia="Avenir Next"/>
+                <w:color w:val="1A1A1A"/>
                 <w:sz w:val="18"/>
                 <w:szCs w:val="18"/>
               </w:rPr>
-              <w:t xml:space="preserve">•</w:t>
-            </w:r>
-            <w:r>
-              <w:rPr>
-                <w:rFonts w:ascii="Avenir Next" w:hAnsi="Avenir Next" w:cs="Avenir Next" w:eastAsia="Avenir Next"/>
-                <w:color w:val="1A1A1A"/>
-                <w:sz w:val="18"/>
-                <w:szCs w:val="18"/>
-              </w:rPr>
               <w:tab/>
             </w:r>
             <w:r>
               <w:rPr>
                 <w:rFonts w:ascii="Avenir Next" w:hAnsi="Avenir Next" w:cs="Avenir Next" w:eastAsia="Avenir Next"/>
                 <w:color w:val="1A1A1A"/>
-                <w:sz w:val="18"/>
+                <w:sz w:val="22"/>
                 <w:szCs w:val="18"/>
               </w:rPr>
               <w:t xml:space="preserve">Compare </w:t>
@@ -2952,7 +2961,7 @@
                 <w:rFonts w:ascii="Avenir Next" w:hAnsi="Avenir Next" w:cs="Avenir Next" w:eastAsia="Avenir Next"/>
                 <w:b/>
                 <w:color w:val="1A1A1A"/>
-                <w:sz w:val="18"/>
+                <w:sz w:val="22"/>
                 <w:szCs w:val="18"/>
               </w:rPr>
               <w:t xml:space="preserve">spread</w:t>
@@ -2961,7 +2970,7 @@
               <w:rPr>
                 <w:rFonts w:ascii="Avenir Next" w:hAnsi="Avenir Next" w:cs="Avenir Next" w:eastAsia="Avenir Next"/>
                 <w:color w:val="1A1A1A"/>
-                <w:sz w:val="18"/>
+                <w:sz w:val="22"/>
                 <w:szCs w:val="18"/>
               </w:rPr>
               <w:t xml:space="preserve">: box width and range.</w:t>
@@ -2980,25 +2989,25 @@
                 <w:rFonts w:ascii="Avenir Next" w:hAnsi="Avenir Next" w:cs="Avenir Next" w:eastAsia="Avenir Next"/>
                 <w:b/>
                 <w:color w:val="003A70"/>
+                <w:sz w:val="22"/>
+                <w:szCs w:val="18"/>
+              </w:rPr>
+              <w:t xml:space="preserve">•</w:t>
+            </w:r>
+            <w:r>
+              <w:rPr>
+                <w:rFonts w:ascii="Avenir Next" w:hAnsi="Avenir Next" w:cs="Avenir Next" w:eastAsia="Avenir Next"/>
+                <w:color w:val="1A1A1A"/>
                 <w:sz w:val="18"/>
                 <w:szCs w:val="18"/>
               </w:rPr>
-              <w:t xml:space="preserve">•</w:t>
-            </w:r>
-            <w:r>
-              <w:rPr>
-                <w:rFonts w:ascii="Avenir Next" w:hAnsi="Avenir Next" w:cs="Avenir Next" w:eastAsia="Avenir Next"/>
-                <w:color w:val="1A1A1A"/>
-                <w:sz w:val="18"/>
-                <w:szCs w:val="18"/>
-              </w:rPr>
               <w:tab/>
             </w:r>
             <w:r>
               <w:rPr>
                 <w:rFonts w:ascii="Avenir Next" w:hAnsi="Avenir Next" w:cs="Avenir Next" w:eastAsia="Avenir Next"/>
                 <w:color w:val="1A1A1A"/>
-                <w:sz w:val="18"/>
+                <w:sz w:val="22"/>
                 <w:szCs w:val="18"/>
               </w:rPr>
               <w:t xml:space="preserve">A </w:t>
@@ -3008,7 +3017,7 @@
                 <w:rFonts w:ascii="Avenir Next" w:hAnsi="Avenir Next" w:cs="Avenir Next" w:eastAsia="Avenir Next"/>
                 <w:b/>
                 <w:color w:val="1A1A1A"/>
-                <w:sz w:val="18"/>
+                <w:sz w:val="22"/>
                 <w:szCs w:val="18"/>
               </w:rPr>
               <w:t xml:space="preserve">narrower box</w:t>
@@ -3017,7 +3026,7 @@
               <w:rPr>
                 <w:rFonts w:ascii="Avenir Next" w:hAnsi="Avenir Next" w:cs="Avenir Next" w:eastAsia="Avenir Next"/>
                 <w:color w:val="1A1A1A"/>
-                <w:sz w:val="18"/>
+                <w:sz w:val="22"/>
                 <w:szCs w:val="18"/>
               </w:rPr>
               <w:t xml:space="preserve"> (Q3 − Q1) is more </w:t>
@@ -3027,7 +3036,7 @@
                 <w:rFonts w:ascii="Avenir Next" w:hAnsi="Avenir Next" w:cs="Avenir Next" w:eastAsia="Avenir Next"/>
                 <w:b/>
                 <w:color w:val="1A1A1A"/>
-                <w:sz w:val="18"/>
+                <w:sz w:val="22"/>
                 <w:szCs w:val="18"/>
               </w:rPr>
               <w:t xml:space="preserve">consistent</w:t>
@@ -3036,7 +3045,7 @@
               <w:rPr>
                 <w:rFonts w:ascii="Avenir Next" w:hAnsi="Avenir Next" w:cs="Avenir Next" w:eastAsia="Avenir Next"/>
                 <w:color w:val="1A1A1A"/>
-                <w:sz w:val="18"/>
+                <w:sz w:val="22"/>
                 <w:szCs w:val="18"/>
               </w:rPr>
               <w:t xml:space="preserve">.</w:t>
@@ -3051,6 +3060,7 @@
           </w:tcPr>
           <w:p>
             <w:pPr>
+              <w:pStyle w:val="Heading2"/>
               <w:spacing w:before="0" w:after="40" w:line="264" w:lineRule="auto"/>
             </w:pPr>
             <w:r>
@@ -3073,7 +3083,7 @@
               <w:rPr>
                 <w:rFonts w:ascii="Avenir Next" w:hAnsi="Avenir Next" w:cs="Avenir Next" w:eastAsia="Avenir Next"/>
                 <w:color w:val="1A1A1A"/>
-                <w:sz w:val="17"/>
+                <w:sz w:val="22"/>
                 <w:szCs w:val="17"/>
               </w:rPr>
               <w:t xml:space="preserve">A: median 18, box 14–22. B: median 24, box 20–26.</w:t>
@@ -3092,25 +3102,25 @@
                 <w:rFonts w:ascii="Avenir Next" w:hAnsi="Avenir Next" w:cs="Avenir Next" w:eastAsia="Avenir Next"/>
                 <w:b/>
                 <w:color w:val="003A70"/>
+                <w:sz w:val="22"/>
+                <w:szCs w:val="17"/>
+              </w:rPr>
+              <w:t xml:space="preserve">Step 1</w:t>
+            </w:r>
+            <w:r>
+              <w:rPr>
+                <w:rFonts w:ascii="Avenir Next" w:hAnsi="Avenir Next" w:cs="Avenir Next" w:eastAsia="Avenir Next"/>
+                <w:color w:val="1A1A1A"/>
                 <w:sz w:val="17"/>
                 <w:szCs w:val="17"/>
               </w:rPr>
-              <w:t xml:space="preserve">Step 1</w:t>
-            </w:r>
-            <w:r>
-              <w:rPr>
-                <w:rFonts w:ascii="Avenir Next" w:hAnsi="Avenir Next" w:cs="Avenir Next" w:eastAsia="Avenir Next"/>
-                <w:color w:val="1A1A1A"/>
-                <w:sz w:val="17"/>
-                <w:szCs w:val="17"/>
-              </w:rPr>
               <w:tab/>
             </w:r>
             <w:r>
               <w:rPr>
                 <w:rFonts w:ascii="Avenir Next" w:hAnsi="Avenir Next" w:cs="Avenir Next" w:eastAsia="Avenir Next"/>
                 <w:color w:val="1A1A1A"/>
-                <w:sz w:val="17"/>
+                <w:sz w:val="22"/>
                 <w:szCs w:val="17"/>
               </w:rPr>
               <w:t xml:space="preserve">Center: 24 &gt; 18, so B scored higher.</w:t>
@@ -3129,25 +3139,25 @@
                 <w:rFonts w:ascii="Avenir Next" w:hAnsi="Avenir Next" w:cs="Avenir Next" w:eastAsia="Avenir Next"/>
                 <w:b/>
                 <w:color w:val="003A70"/>
+                <w:sz w:val="22"/>
+                <w:szCs w:val="17"/>
+              </w:rPr>
+              <w:t xml:space="preserve">Step 2</w:t>
+            </w:r>
+            <w:r>
+              <w:rPr>
+                <w:rFonts w:ascii="Avenir Next" w:hAnsi="Avenir Next" w:cs="Avenir Next" w:eastAsia="Avenir Next"/>
+                <w:color w:val="1A1A1A"/>
                 <w:sz w:val="17"/>
                 <w:szCs w:val="17"/>
               </w:rPr>
-              <w:t xml:space="preserve">Step 2</w:t>
-            </w:r>
-            <w:r>
-              <w:rPr>
-                <w:rFonts w:ascii="Avenir Next" w:hAnsi="Avenir Next" w:cs="Avenir Next" w:eastAsia="Avenir Next"/>
-                <w:color w:val="1A1A1A"/>
-                <w:sz w:val="17"/>
-                <w:szCs w:val="17"/>
-              </w:rPr>
               <w:tab/>
             </w:r>
             <w:r>
               <w:rPr>
                 <w:rFonts w:ascii="Avenir Next" w:hAnsi="Avenir Next" w:cs="Avenir Next" w:eastAsia="Avenir Next"/>
                 <w:color w:val="1A1A1A"/>
-                <w:sz w:val="17"/>
+                <w:sz w:val="22"/>
                 <w:szCs w:val="17"/>
               </w:rPr>
               <w:t xml:space="preserve">Box widths: A is 22 − 14 = 8; B is 26 − 20 = 6.</w:t>
@@ -3166,18 +3176,18 @@
                 <w:rFonts w:ascii="Avenir Next" w:hAnsi="Avenir Next" w:cs="Avenir Next" w:eastAsia="Avenir Next"/>
                 <w:b/>
                 <w:color w:val="1A1A1A"/>
+                <w:sz w:val="22"/>
+                <w:szCs w:val="17"/>
+              </w:rPr>
+              <w:t xml:space="preserve">Answer</w:t>
+            </w:r>
+            <w:r>
+              <w:rPr>
+                <w:rFonts w:ascii="Avenir Next" w:hAnsi="Avenir Next" w:cs="Avenir Next" w:eastAsia="Avenir Next"/>
+                <w:color w:val="1A1A1A"/>
                 <w:sz w:val="17"/>
                 <w:szCs w:val="17"/>
               </w:rPr>
-              <w:t xml:space="preserve">Answer</w:t>
-            </w:r>
-            <w:r>
-              <w:rPr>
-                <w:rFonts w:ascii="Avenir Next" w:hAnsi="Avenir Next" w:cs="Avenir Next" w:eastAsia="Avenir Next"/>
-                <w:color w:val="1A1A1A"/>
-                <w:sz w:val="17"/>
-                <w:szCs w:val="17"/>
-              </w:rPr>
               <w:tab/>
             </w:r>
             <w:r>
@@ -3185,7 +3195,7 @@
                 <w:rFonts w:ascii="Avenir Next" w:hAnsi="Avenir Next" w:cs="Avenir Next" w:eastAsia="Avenir Next"/>
                 <w:b/>
                 <w:color w:val="1A1A1A"/>
-                <w:sz w:val="17"/>
+                <w:sz w:val="22"/>
                 <w:szCs w:val="17"/>
               </w:rPr>
               <w:t xml:space="preserve">B is higher and more consistent</w:t>
@@ -3235,6 +3245,7 @@
           </w:tcPr>
           <w:p>
             <w:pPr>
+              <w:pStyle w:val="Heading2"/>
               <w:spacing w:before="0" w:after="40" w:line="264" w:lineRule="auto"/>
             </w:pPr>
             <w:r>
@@ -3258,7 +3269,7 @@
                 <w:rFonts w:ascii="Avenir Next" w:hAnsi="Avenir Next" w:cs="Avenir Next" w:eastAsia="Avenir Next"/>
                 <w:b/>
                 <w:color w:val="1A1A1A"/>
-                <w:sz w:val="21"/>
+                <w:sz w:val="22"/>
                 <w:szCs w:val="21"/>
               </w:rPr>
               <w:t xml:space="preserve">median</w:t>
@@ -3267,7 +3278,7 @@
               <w:rPr>
                 <w:rFonts w:ascii="Avenir Next" w:hAnsi="Avenir Next" w:cs="Avenir Next" w:eastAsia="Avenir Next"/>
                 <w:color w:val="5A5F66"/>
-                <w:sz w:val="21"/>
+                <w:sz w:val="22"/>
                 <w:szCs w:val="21"/>
               </w:rPr>
               <w:t xml:space="preserve"> — </w:t>
@@ -3276,7 +3287,7 @@
               <w:rPr>
                 <w:rFonts w:ascii="Avenir Next" w:hAnsi="Avenir Next" w:cs="Avenir Next" w:eastAsia="Avenir Next"/>
                 <w:color w:val="1A1A1A"/>
-                <w:sz w:val="21"/>
+                <w:sz w:val="22"/>
                 <w:szCs w:val="21"/>
               </w:rPr>
               <w:t xml:space="preserve">the line inside the box</w:t>
@@ -3291,7 +3302,7 @@
                 <w:rFonts w:ascii="Avenir Next" w:hAnsi="Avenir Next" w:cs="Avenir Next" w:eastAsia="Avenir Next"/>
                 <w:b/>
                 <w:color w:val="1A1A1A"/>
-                <w:sz w:val="21"/>
+                <w:sz w:val="22"/>
                 <w:szCs w:val="21"/>
               </w:rPr>
               <w:t xml:space="preserve">box width</w:t>
@@ -3300,7 +3311,7 @@
               <w:rPr>
                 <w:rFonts w:ascii="Avenir Next" w:hAnsi="Avenir Next" w:cs="Avenir Next" w:eastAsia="Avenir Next"/>
                 <w:color w:val="5A5F66"/>
-                <w:sz w:val="21"/>
+                <w:sz w:val="22"/>
                 <w:szCs w:val="21"/>
               </w:rPr>
               <w:t xml:space="preserve"> — </w:t>
@@ -3309,7 +3320,7 @@
               <w:rPr>
                 <w:rFonts w:ascii="Avenir Next" w:hAnsi="Avenir Next" w:cs="Avenir Next" w:eastAsia="Avenir Next"/>
                 <w:color w:val="1A1A1A"/>
-                <w:sz w:val="21"/>
+                <w:sz w:val="22"/>
                 <w:szCs w:val="21"/>
               </w:rPr>
               <w:t xml:space="preserve">Q3 − Q1</w:t>
@@ -3335,7 +3346,7 @@
                 <w:rFonts w:ascii="Avenir Next" w:hAnsi="Avenir Next" w:cs="Avenir Next" w:eastAsia="Avenir Next"/>
                 <w:b/>
                 <w:color w:val="1A1A1A"/>
-                <w:sz w:val="21"/>
+                <w:sz w:val="22"/>
                 <w:szCs w:val="21"/>
               </w:rPr>
               <w:t xml:space="preserve">range</w:t>
@@ -3344,7 +3355,7 @@
               <w:rPr>
                 <w:rFonts w:ascii="Avenir Next" w:hAnsi="Avenir Next" w:cs="Avenir Next" w:eastAsia="Avenir Next"/>
                 <w:color w:val="5A5F66"/>
-                <w:sz w:val="21"/>
+                <w:sz w:val="22"/>
                 <w:szCs w:val="21"/>
               </w:rPr>
               <w:t xml:space="preserve"> — </w:t>
@@ -3353,7 +3364,7 @@
               <w:rPr>
                 <w:rFonts w:ascii="Avenir Next" w:hAnsi="Avenir Next" w:cs="Avenir Next" w:eastAsia="Avenir Next"/>
                 <w:color w:val="1A1A1A"/>
-                <w:sz w:val="21"/>
+                <w:sz w:val="22"/>
                 <w:szCs w:val="21"/>
               </w:rPr>
               <w:t xml:space="preserve">max − min</w:t>
@@ -3368,7 +3379,7 @@
                 <w:rFonts w:ascii="Avenir Next" w:hAnsi="Avenir Next" w:cs="Avenir Next" w:eastAsia="Avenir Next"/>
                 <w:b/>
                 <w:color w:val="1A1A1A"/>
-                <w:sz w:val="21"/>
+                <w:sz w:val="22"/>
                 <w:szCs w:val="21"/>
               </w:rPr>
               <w:t xml:space="preserve">consistent</w:t>
@@ -3377,7 +3388,7 @@
               <w:rPr>
                 <w:rFonts w:ascii="Avenir Next" w:hAnsi="Avenir Next" w:cs="Avenir Next" w:eastAsia="Avenir Next"/>
                 <w:color w:val="5A5F66"/>
-                <w:sz w:val="21"/>
+                <w:sz w:val="22"/>
                 <w:szCs w:val="21"/>
               </w:rPr>
               <w:t xml:space="preserve"> — </w:t>
@@ -3386,7 +3397,7 @@
               <w:rPr>
                 <w:rFonts w:ascii="Avenir Next" w:hAnsi="Avenir Next" w:cs="Avenir Next" w:eastAsia="Avenir Next"/>
                 <w:color w:val="1A1A1A"/>
-                <w:sz w:val="21"/>
+                <w:sz w:val="22"/>
                 <w:szCs w:val="21"/>
               </w:rPr>
               <w:t xml:space="preserve">close together</w:t>
@@ -3397,6 +3408,7 @@
     </w:tbl>
     <w:p>
       <w:pPr>
+        <w:pStyle w:val="Heading2"/>
         <w:keepNext/>
         <w:pBdr>
           <w:bottom w:val="single" w:sz="8" w:space="3" w:color="003A70"/>
@@ -3412,7 +3424,7 @@
           <w:b/>
           <w:color w:val="003A70"/>
           <w:spacing w:val="14"/>
-          <w:sz w:val="21"/>
+          <w:sz w:val="22"/>
           <w:szCs w:val="21"/>
         </w:rPr>
         <w:t xml:space="preserve">PRACTICE</w:t>
@@ -3431,7 +3443,7 @@
           <w:rFonts w:ascii="Avenir Next" w:hAnsi="Avenir Next" w:cs="Avenir Next" w:eastAsia="Avenir Next"/>
           <w:i/>
           <w:color w:val="5A5F66"/>
-          <w:sz w:val="17"/>
+          <w:sz w:val="22"/>
           <w:szCs w:val="17"/>
         </w:rPr>
         <w:t xml:space="preserve">show your work · label units</w:t>
@@ -3571,25 +3583,25 @@
                       <w:rFonts w:ascii="Avenir Next" w:hAnsi="Avenir Next" w:cs="Avenir Next" w:eastAsia="Avenir Next"/>
                       <w:b/>
                       <w:color w:val="003A70"/>
+                      <w:sz w:val="22"/>
+                      <w:szCs w:val="18"/>
+                    </w:rPr>
+                    <w:t xml:space="preserve">Step 1</w:t>
+                  </w:r>
+                  <w:r>
+                    <w:rPr>
+                      <w:rFonts w:ascii="Avenir Next" w:hAnsi="Avenir Next" w:cs="Avenir Next" w:eastAsia="Avenir Next"/>
+                      <w:color w:val="1A1A1A"/>
                       <w:sz w:val="18"/>
                       <w:szCs w:val="18"/>
                     </w:rPr>
-                    <w:t xml:space="preserve">Step 1</w:t>
-                  </w:r>
-                  <w:r>
-                    <w:rPr>
-                      <w:rFonts w:ascii="Avenir Next" w:hAnsi="Avenir Next" w:cs="Avenir Next" w:eastAsia="Avenir Next"/>
-                      <w:color w:val="1A1A1A"/>
-                      <w:sz w:val="18"/>
-                      <w:szCs w:val="18"/>
-                    </w:rPr>
                     <w:tab/>
                   </w:r>
                   <w:r>
                     <w:rPr>
                       <w:rFonts w:ascii="Avenir Next" w:hAnsi="Avenir Next" w:cs="Avenir Next" w:eastAsia="Avenir Next"/>
                       <w:color w:val="1A1A1A"/>
-                      <w:sz w:val="21"/>
+                      <w:sz w:val="22"/>
                       <w:szCs w:val="21"/>
                     </w:rPr>
                     <w:t xml:space="preserve">Find each median line. Subtract.</w:t>
@@ -3609,25 +3621,25 @@
                       <w:rFonts w:ascii="Avenir Next" w:hAnsi="Avenir Next" w:cs="Avenir Next" w:eastAsia="Avenir Next"/>
                       <w:b/>
                       <w:color w:val="003A70"/>
+                      <w:sz w:val="22"/>
+                      <w:szCs w:val="18"/>
+                    </w:rPr>
+                    <w:t xml:space="preserve">Step 2</w:t>
+                  </w:r>
+                  <w:r>
+                    <w:rPr>
+                      <w:rFonts w:ascii="Avenir Next" w:hAnsi="Avenir Next" w:cs="Avenir Next" w:eastAsia="Avenir Next"/>
+                      <w:color w:val="1A1A1A"/>
                       <w:sz w:val="18"/>
                       <w:szCs w:val="18"/>
                     </w:rPr>
-                    <w:t xml:space="preserve">Step 2</w:t>
-                  </w:r>
-                  <w:r>
-                    <w:rPr>
-                      <w:rFonts w:ascii="Avenir Next" w:hAnsi="Avenir Next" w:cs="Avenir Next" w:eastAsia="Avenir Next"/>
-                      <w:color w:val="1A1A1A"/>
-                      <w:sz w:val="18"/>
-                      <w:szCs w:val="18"/>
-                    </w:rPr>
                     <w:tab/>
                   </w:r>
                   <w:r>
                     <w:rPr>
                       <w:rFonts w:ascii="Avenir Next" w:hAnsi="Avenir Next" w:cs="Avenir Next" w:eastAsia="Avenir Next"/>
                       <w:color w:val="1A1A1A"/>
-                      <w:sz w:val="21"/>
+                      <w:sz w:val="22"/>
                       <w:szCs w:val="21"/>
                     </w:rPr>
                     <w:t xml:space="preserve">Box width = Q3 − Q1 for each class.</w:t>
@@ -3647,25 +3659,25 @@
                       <w:rFonts w:ascii="Avenir Next" w:hAnsi="Avenir Next" w:cs="Avenir Next" w:eastAsia="Avenir Next"/>
                       <w:b/>
                       <w:color w:val="003A70"/>
+                      <w:sz w:val="22"/>
+                      <w:szCs w:val="18"/>
+                    </w:rPr>
+                    <w:t xml:space="preserve">Step 3</w:t>
+                  </w:r>
+                  <w:r>
+                    <w:rPr>
+                      <w:rFonts w:ascii="Avenir Next" w:hAnsi="Avenir Next" w:cs="Avenir Next" w:eastAsia="Avenir Next"/>
+                      <w:color w:val="1A1A1A"/>
                       <w:sz w:val="18"/>
                       <w:szCs w:val="18"/>
                     </w:rPr>
-                    <w:t xml:space="preserve">Step 3</w:t>
-                  </w:r>
-                  <w:r>
-                    <w:rPr>
-                      <w:rFonts w:ascii="Avenir Next" w:hAnsi="Avenir Next" w:cs="Avenir Next" w:eastAsia="Avenir Next"/>
-                      <w:color w:val="1A1A1A"/>
-                      <w:sz w:val="18"/>
-                      <w:szCs w:val="18"/>
-                    </w:rPr>
                     <w:tab/>
                   </w:r>
                   <w:r>
                     <w:rPr>
                       <w:rFonts w:ascii="Avenir Next" w:hAnsi="Avenir Next" w:cs="Avenir Next" w:eastAsia="Avenir Next"/>
                       <w:color w:val="1A1A1A"/>
-                      <w:sz w:val="21"/>
+                      <w:sz w:val="22"/>
                       <w:szCs w:val="21"/>
                     </w:rPr>
                     <w:t xml:space="preserve">The narrower box is more consistent.</w:t>
@@ -3886,7 +3898,7 @@
                     <w:drawing>
                       <wp:inline distT="0" distB="0" distL="0" distR="0">
                         <wp:extent cx="2651760" cy="1245523"/>
-                        <wp:docPr id="3" name="Figure 3"/>
+                        <wp:docPr id="3" name="Figure 3" descr="Box plot. Axis: values, 0 to 60; ticks every 5. Plots shown: five: 10, 15, 25, 30, 45; name: A, five: 5, 20, 30, 45, 55; name: B."/>
                         <a:graphic xmlns:a="http://schemas.openxmlformats.org/drawingml/2006/main">
                           <a:graphicData uri="http://schemas.openxmlformats.org/drawingml/2006/picture">
                             <pic:pic xmlns:pic="http://schemas.openxmlformats.org/drawingml/2006/picture">
@@ -4278,25 +4290,25 @@
                 <w:rFonts w:ascii="Avenir Next" w:hAnsi="Avenir Next" w:cs="Avenir Next" w:eastAsia="Avenir Next"/>
                 <w:b/>
                 <w:color w:val="003A70"/>
+                <w:sz w:val="22"/>
+                <w:szCs w:val="18"/>
+              </w:rPr>
+              <w:t xml:space="preserve">Step 1</w:t>
+            </w:r>
+            <w:r>
+              <w:rPr>
+                <w:rFonts w:ascii="Avenir Next" w:hAnsi="Avenir Next" w:cs="Avenir Next" w:eastAsia="Avenir Next"/>
+                <w:color w:val="1A1A1A"/>
                 <w:sz w:val="18"/>
                 <w:szCs w:val="18"/>
               </w:rPr>
-              <w:t xml:space="preserve">Step 1</w:t>
-            </w:r>
-            <w:r>
-              <w:rPr>
-                <w:rFonts w:ascii="Avenir Next" w:hAnsi="Avenir Next" w:cs="Avenir Next" w:eastAsia="Avenir Next"/>
-                <w:color w:val="1A1A1A"/>
-                <w:sz w:val="18"/>
-                <w:szCs w:val="18"/>
-              </w:rPr>
               <w:tab/>
             </w:r>
             <w:r>
               <w:rPr>
                 <w:rFonts w:ascii="Avenir Next" w:hAnsi="Avenir Next" w:cs="Avenir Next" w:eastAsia="Avenir Next"/>
                 <w:color w:val="1A1A1A"/>
-                <w:sz w:val="21"/>
+                <w:sz w:val="22"/>
                 <w:szCs w:val="21"/>
               </w:rPr>
               <w:t xml:space="preserve">Box width = Q3 − Q1.</w:t>
@@ -4316,25 +4328,25 @@
                 <w:rFonts w:ascii="Avenir Next" w:hAnsi="Avenir Next" w:cs="Avenir Next" w:eastAsia="Avenir Next"/>
                 <w:b/>
                 <w:color w:val="003A70"/>
+                <w:sz w:val="22"/>
+                <w:szCs w:val="18"/>
+              </w:rPr>
+              <w:t xml:space="preserve">Step 2</w:t>
+            </w:r>
+            <w:r>
+              <w:rPr>
+                <w:rFonts w:ascii="Avenir Next" w:hAnsi="Avenir Next" w:cs="Avenir Next" w:eastAsia="Avenir Next"/>
+                <w:color w:val="1A1A1A"/>
                 <w:sz w:val="18"/>
                 <w:szCs w:val="18"/>
               </w:rPr>
-              <w:t xml:space="preserve">Step 2</w:t>
-            </w:r>
-            <w:r>
-              <w:rPr>
-                <w:rFonts w:ascii="Avenir Next" w:hAnsi="Avenir Next" w:cs="Avenir Next" w:eastAsia="Avenir Next"/>
-                <w:color w:val="1A1A1A"/>
-                <w:sz w:val="18"/>
-                <w:szCs w:val="18"/>
-              </w:rPr>
               <w:tab/>
             </w:r>
             <w:r>
               <w:rPr>
                 <w:rFonts w:ascii="Avenir Next" w:hAnsi="Avenir Next" w:cs="Avenir Next" w:eastAsia="Avenir Next"/>
                 <w:color w:val="1A1A1A"/>
-                <w:sz w:val="21"/>
+                <w:sz w:val="22"/>
                 <w:szCs w:val="21"/>
               </w:rPr>
               <w:t xml:space="preserve">Range = max − min.</w:t>
@@ -4376,6 +4388,7 @@
               <w:trPr>
                 <w:cantSplit/>
                 <w:trHeight w:val="400" w:hRule="atLeast"/>
+                <w:tblHeader/>
               </w:trPr>
               <w:tc>
                 <w:tcPr>
@@ -4404,7 +4417,7 @@
                       <w:rFonts w:ascii="Avenir Next" w:hAnsi="Avenir Next" w:cs="Avenir Next" w:eastAsia="Avenir Next"/>
                       <w:b/>
                       <w:color w:val="1A1A1A"/>
-                      <w:sz w:val="21"/>
+                      <w:sz w:val="22"/>
                       <w:szCs w:val="21"/>
                     </w:rPr>
                     <w:t xml:space="preserve">Min</w:t>
@@ -4427,7 +4440,7 @@
                       <w:rFonts w:ascii="Avenir Next" w:hAnsi="Avenir Next" w:cs="Avenir Next" w:eastAsia="Avenir Next"/>
                       <w:b/>
                       <w:color w:val="1A1A1A"/>
-                      <w:sz w:val="21"/>
+                      <w:sz w:val="22"/>
                       <w:szCs w:val="21"/>
                     </w:rPr>
                     <w:t xml:space="preserve">Q1</w:t>
@@ -4450,7 +4463,7 @@
                       <w:rFonts w:ascii="Avenir Next" w:hAnsi="Avenir Next" w:cs="Avenir Next" w:eastAsia="Avenir Next"/>
                       <w:b/>
                       <w:color w:val="1A1A1A"/>
-                      <w:sz w:val="21"/>
+                      <w:sz w:val="22"/>
                       <w:szCs w:val="21"/>
                     </w:rPr>
                     <w:t xml:space="preserve">Median</w:t>
@@ -4473,7 +4486,7 @@
                       <w:rFonts w:ascii="Avenir Next" w:hAnsi="Avenir Next" w:cs="Avenir Next" w:eastAsia="Avenir Next"/>
                       <w:b/>
                       <w:color w:val="1A1A1A"/>
-                      <w:sz w:val="21"/>
+                      <w:sz w:val="22"/>
                       <w:szCs w:val="21"/>
                     </w:rPr>
                     <w:t xml:space="preserve">Q3</w:t>
@@ -4496,7 +4509,7 @@
                       <w:rFonts w:ascii="Avenir Next" w:hAnsi="Avenir Next" w:cs="Avenir Next" w:eastAsia="Avenir Next"/>
                       <w:b/>
                       <w:color w:val="1A1A1A"/>
-                      <w:sz w:val="21"/>
+                      <w:sz w:val="22"/>
                       <w:szCs w:val="21"/>
                     </w:rPr>
                     <w:t xml:space="preserve">Max</w:t>
@@ -4519,7 +4532,7 @@
                       <w:rFonts w:ascii="Avenir Next" w:hAnsi="Avenir Next" w:cs="Avenir Next" w:eastAsia="Avenir Next"/>
                       <w:b/>
                       <w:color w:val="1A1A1A"/>
-                      <w:sz w:val="21"/>
+                      <w:sz w:val="22"/>
                       <w:szCs w:val="21"/>
                     </w:rPr>
                     <w:t xml:space="preserve">Box width</w:t>
@@ -4542,7 +4555,7 @@
                       <w:rFonts w:ascii="Avenir Next" w:hAnsi="Avenir Next" w:cs="Avenir Next" w:eastAsia="Avenir Next"/>
                       <w:b/>
                       <w:color w:val="1A1A1A"/>
-                      <w:sz w:val="21"/>
+                      <w:sz w:val="22"/>
                       <w:szCs w:val="21"/>
                     </w:rPr>
                     <w:t xml:space="preserve">Range</w:t>
@@ -4571,7 +4584,7 @@
                       <w:rFonts w:ascii="Avenir Next" w:hAnsi="Avenir Next" w:cs="Avenir Next" w:eastAsia="Avenir Next"/>
                       <w:b/>
                       <w:color w:val="1A1A1A"/>
-                      <w:sz w:val="21"/>
+                      <w:sz w:val="22"/>
                       <w:szCs w:val="21"/>
                     </w:rPr>
                     <w:t xml:space="preserve">Maya</w:t>
@@ -4592,7 +4605,7 @@
                     <w:rPr>
                       <w:rFonts w:ascii="Avenir Next" w:hAnsi="Avenir Next" w:cs="Avenir Next" w:eastAsia="Avenir Next"/>
                       <w:color w:val="1A1A1A"/>
-                      <w:sz w:val="21"/>
+                      <w:sz w:val="22"/>
                       <w:szCs w:val="21"/>
                     </w:rPr>
                     <w:t xml:space="preserve">80</w:t>
@@ -4613,7 +4626,7 @@
                     <w:rPr>
                       <w:rFonts w:ascii="Avenir Next" w:hAnsi="Avenir Next" w:cs="Avenir Next" w:eastAsia="Avenir Next"/>
                       <w:color w:val="1A1A1A"/>
-                      <w:sz w:val="21"/>
+                      <w:sz w:val="22"/>
                       <w:szCs w:val="21"/>
                     </w:rPr>
                     <w:t xml:space="preserve">95</w:t>
@@ -4634,7 +4647,7 @@
                     <w:rPr>
                       <w:rFonts w:ascii="Avenir Next" w:hAnsi="Avenir Next" w:cs="Avenir Next" w:eastAsia="Avenir Next"/>
                       <w:color w:val="1A1A1A"/>
-                      <w:sz w:val="21"/>
+                      <w:sz w:val="22"/>
                       <w:szCs w:val="21"/>
                     </w:rPr>
                     <w:t xml:space="preserve">102</w:t>
@@ -4655,7 +4668,7 @@
                     <w:rPr>
                       <w:rFonts w:ascii="Avenir Next" w:hAnsi="Avenir Next" w:cs="Avenir Next" w:eastAsia="Avenir Next"/>
                       <w:color w:val="1A1A1A"/>
-                      <w:sz w:val="21"/>
+                      <w:sz w:val="22"/>
                       <w:szCs w:val="21"/>
                     </w:rPr>
                     <w:t xml:space="preserve">110</w:t>
@@ -4676,7 +4689,7 @@
                     <w:rPr>
                       <w:rFonts w:ascii="Avenir Next" w:hAnsi="Avenir Next" w:cs="Avenir Next" w:eastAsia="Avenir Next"/>
                       <w:color w:val="1A1A1A"/>
-                      <w:sz w:val="21"/>
+                      <w:sz w:val="22"/>
                       <w:szCs w:val="21"/>
                     </w:rPr>
                     <w:t xml:space="preserve">125</w:t>
@@ -4727,7 +4740,7 @@
                       <w:rFonts w:ascii="Avenir Next" w:hAnsi="Avenir Next" w:cs="Avenir Next" w:eastAsia="Avenir Next"/>
                       <w:b/>
                       <w:color w:val="1A1A1A"/>
-                      <w:sz w:val="21"/>
+                      <w:sz w:val="22"/>
                       <w:szCs w:val="21"/>
                     </w:rPr>
                     <w:t xml:space="preserve">Leon</w:t>
@@ -4748,7 +4761,7 @@
                     <w:rPr>
                       <w:rFonts w:ascii="Avenir Next" w:hAnsi="Avenir Next" w:cs="Avenir Next" w:eastAsia="Avenir Next"/>
                       <w:color w:val="1A1A1A"/>
-                      <w:sz w:val="21"/>
+                      <w:sz w:val="22"/>
                       <w:szCs w:val="21"/>
                     </w:rPr>
                     <w:t xml:space="preserve">70</w:t>
@@ -4769,7 +4782,7 @@
                     <w:rPr>
                       <w:rFonts w:ascii="Avenir Next" w:hAnsi="Avenir Next" w:cs="Avenir Next" w:eastAsia="Avenir Next"/>
                       <w:color w:val="1A1A1A"/>
-                      <w:sz w:val="21"/>
+                      <w:sz w:val="22"/>
                       <w:szCs w:val="21"/>
                     </w:rPr>
                     <w:t xml:space="preserve">90</w:t>
@@ -4790,7 +4803,7 @@
                     <w:rPr>
                       <w:rFonts w:ascii="Avenir Next" w:hAnsi="Avenir Next" w:cs="Avenir Next" w:eastAsia="Avenir Next"/>
                       <w:color w:val="1A1A1A"/>
-                      <w:sz w:val="21"/>
+                      <w:sz w:val="22"/>
                       <w:szCs w:val="21"/>
                     </w:rPr>
                     <w:t xml:space="preserve">105</w:t>
@@ -4811,7 +4824,7 @@
                     <w:rPr>
                       <w:rFonts w:ascii="Avenir Next" w:hAnsi="Avenir Next" w:cs="Avenir Next" w:eastAsia="Avenir Next"/>
                       <w:color w:val="1A1A1A"/>
-                      <w:sz w:val="21"/>
+                      <w:sz w:val="22"/>
                       <w:szCs w:val="21"/>
                     </w:rPr>
                     <w:t xml:space="preserve">112</w:t>
@@ -4832,7 +4845,7 @@
                     <w:rPr>
                       <w:rFonts w:ascii="Avenir Next" w:hAnsi="Avenir Next" w:cs="Avenir Next" w:eastAsia="Avenir Next"/>
                       <w:color w:val="1A1A1A"/>
-                      <w:sz w:val="21"/>
+                      <w:sz w:val="22"/>
                       <w:szCs w:val="21"/>
                     </w:rPr>
                     <w:t xml:space="preserve">140</w:t>
@@ -4876,7 +4889,7 @@
                 <w:rFonts w:ascii="Avenir Next" w:hAnsi="Avenir Next" w:cs="Avenir Next" w:eastAsia="Avenir Next"/>
                 <w:b/>
                 <w:color w:val="1A1A1A"/>
-                <w:sz w:val="18"/>
+                <w:sz w:val="22"/>
                 <w:szCs w:val="18"/>
               </w:rPr>
               <w:t xml:space="preserve">Who is more consistent?</w:t>
@@ -5047,7 +5060,7 @@
                     <w:rPr>
                       <w:rFonts w:ascii="Avenir Next" w:hAnsi="Avenir Next" w:cs="Avenir Next" w:eastAsia="Avenir Next"/>
                       <w:color w:val="1A1A1A"/>
-                      <w:sz w:val="21"/>
+                      <w:sz w:val="22"/>
                       <w:szCs w:val="21"/>
                     </w:rPr>
                     <w:t xml:space="preserve">Group S</w:t>
@@ -5086,7 +5099,7 @@
                     <w:rPr>
                       <w:rFonts w:ascii="Avenir Next" w:hAnsi="Avenir Next" w:cs="Avenir Next" w:eastAsia="Avenir Next"/>
                       <w:color w:val="1A1A1A"/>
-                      <w:sz w:val="21"/>
+                      <w:sz w:val="22"/>
                       <w:szCs w:val="21"/>
                     </w:rPr>
                     <w:t xml:space="preserve">Group T</w:t>
@@ -5205,7 +5218,7 @@
                 <w:rFonts w:ascii="Avenir Next" w:hAnsi="Avenir Next" w:cs="Avenir Next" w:eastAsia="Avenir Next"/>
                 <w:b/>
                 <w:color w:val="003A70"/>
-                <w:sz w:val="17"/>
+                <w:sz w:val="22"/>
                 <w:szCs w:val="17"/>
               </w:rPr>
               <w:t xml:space="preserve">Frame  </w:t>
@@ -5215,10 +5228,30 @@
                 <w:rFonts w:ascii="Avenir Next" w:hAnsi="Avenir Next" w:cs="Avenir Next" w:eastAsia="Avenir Next"/>
                 <w:i/>
                 <w:color w:val="1A1A1A"/>
+                <w:sz w:val="22"/>
+                <w:szCs w:val="18"/>
+              </w:rPr>
+              <w:t xml:space="preserve">Bus </w:t>
+            </w:r>
+            <w:r>
+              <w:rPr>
+                <w:rFonts w:ascii="Avenir Next" w:hAnsi="Avenir Next" w:cs="Avenir Next" w:eastAsia="Avenir Next"/>
+                <w:color w:val="1A1A1A"/>
                 <w:sz w:val="18"/>
                 <w:szCs w:val="18"/>
-              </w:rPr>
-              <w:t xml:space="preserve">Bus </w:t>
+                <w:u w:val="single"/>
+              </w:rPr>
+              <w:t xml:space="preserve">      </w:t>
+            </w:r>
+            <w:r>
+              <w:rPr>
+                <w:rFonts w:ascii="Avenir Next" w:hAnsi="Avenir Next" w:cs="Avenir Next" w:eastAsia="Avenir Next"/>
+                <w:i/>
+                <w:color w:val="1A1A1A"/>
+                <w:sz w:val="22"/>
+                <w:szCs w:val="18"/>
+              </w:rPr>
+              <w:t xml:space="preserve"> is more reliable because its box is </w:t>
             </w:r>
             <w:r>
               <w:rPr>
@@ -5235,27 +5268,7 @@
                 <w:rFonts w:ascii="Avenir Next" w:hAnsi="Avenir Next" w:cs="Avenir Next" w:eastAsia="Avenir Next"/>
                 <w:i/>
                 <w:color w:val="1A1A1A"/>
-                <w:sz w:val="18"/>
-                <w:szCs w:val="18"/>
-              </w:rPr>
-              <w:t xml:space="preserve"> is more reliable because its box is </w:t>
-            </w:r>
-            <w:r>
-              <w:rPr>
-                <w:rFonts w:ascii="Avenir Next" w:hAnsi="Avenir Next" w:cs="Avenir Next" w:eastAsia="Avenir Next"/>
-                <w:color w:val="1A1A1A"/>
-                <w:sz w:val="18"/>
-                <w:szCs w:val="18"/>
-                <w:u w:val="single"/>
-              </w:rPr>
-              <w:t xml:space="preserve">      </w:t>
-            </w:r>
-            <w:r>
-              <w:rPr>
-                <w:rFonts w:ascii="Avenir Next" w:hAnsi="Avenir Next" w:cs="Avenir Next" w:eastAsia="Avenir Next"/>
-                <w:i/>
-                <w:color w:val="1A1A1A"/>
-                <w:sz w:val="18"/>
+                <w:sz w:val="22"/>
                 <w:szCs w:val="18"/>
               </w:rPr>
               <w:t xml:space="preserve">.</w:t>
@@ -5322,6 +5335,7 @@
     </w:p>
     <w:p>
       <w:pPr>
+        <w:pStyle w:val="Heading2"/>
         <w:keepNext/>
         <w:pBdr>
           <w:bottom w:val="single" w:sz="8" w:space="3" w:color="003A70"/>
@@ -5337,7 +5351,7 @@
           <w:b/>
           <w:color w:val="003A70"/>
           <w:spacing w:val="14"/>
-          <w:sz w:val="21"/>
+          <w:sz w:val="22"/>
           <w:szCs w:val="21"/>
         </w:rPr>
         <w:t xml:space="preserve">TEST PRACTICE</w:t>
@@ -5356,7 +5370,7 @@
           <w:rFonts w:ascii="Avenir Next" w:hAnsi="Avenir Next" w:cs="Avenir Next" w:eastAsia="Avenir Next"/>
           <w:i/>
           <w:color w:val="5A5F66"/>
-          <w:sz w:val="17"/>
+          <w:sz w:val="22"/>
           <w:szCs w:val="17"/>
         </w:rPr>
         <w:t xml:space="preserve">choose the best answer</w:t>
@@ -5488,25 +5502,25 @@
                       <w:rFonts w:ascii="Avenir Next" w:hAnsi="Avenir Next" w:cs="Avenir Next" w:eastAsia="Avenir Next"/>
                       <w:b/>
                       <w:color w:val="003A70"/>
+                      <w:sz w:val="22"/>
+                      <w:szCs w:val="21"/>
+                    </w:rPr>
+                    <w:t xml:space="preserve">A</w:t>
+                  </w:r>
+                  <w:r>
+                    <w:rPr>
+                      <w:rFonts w:ascii="Avenir Next" w:hAnsi="Avenir Next" w:cs="Avenir Next" w:eastAsia="Avenir Next"/>
+                      <w:color w:val="1A1A1A"/>
                       <w:sz w:val="21"/>
                       <w:szCs w:val="21"/>
                     </w:rPr>
-                    <w:t xml:space="preserve">A</w:t>
-                  </w:r>
-                  <w:r>
-                    <w:rPr>
-                      <w:rFonts w:ascii="Avenir Next" w:hAnsi="Avenir Next" w:cs="Avenir Next" w:eastAsia="Avenir Next"/>
-                      <w:color w:val="1A1A1A"/>
-                      <w:sz w:val="21"/>
-                      <w:szCs w:val="21"/>
-                    </w:rPr>
                     <w:tab/>
                   </w:r>
                   <w:r>
                     <w:rPr>
                       <w:rFonts w:ascii="Avenir Next" w:hAnsi="Avenir Next" w:cs="Avenir Next" w:eastAsia="Avenir Next"/>
                       <w:color w:val="1A1A1A"/>
-                      <w:sz w:val="21"/>
+                      <w:sz w:val="22"/>
                       <w:szCs w:val="21"/>
                     </w:rPr>
                     <w:t xml:space="preserve">X</w:t>
@@ -5531,25 +5545,25 @@
                       <w:rFonts w:ascii="Avenir Next" w:hAnsi="Avenir Next" w:cs="Avenir Next" w:eastAsia="Avenir Next"/>
                       <w:b/>
                       <w:color w:val="003A70"/>
+                      <w:sz w:val="22"/>
+                      <w:szCs w:val="21"/>
+                    </w:rPr>
+                    <w:t xml:space="preserve">B</w:t>
+                  </w:r>
+                  <w:r>
+                    <w:rPr>
+                      <w:rFonts w:ascii="Avenir Next" w:hAnsi="Avenir Next" w:cs="Avenir Next" w:eastAsia="Avenir Next"/>
+                      <w:color w:val="1A1A1A"/>
                       <w:sz w:val="21"/>
                       <w:szCs w:val="21"/>
                     </w:rPr>
-                    <w:t xml:space="preserve">B</w:t>
-                  </w:r>
-                  <w:r>
-                    <w:rPr>
-                      <w:rFonts w:ascii="Avenir Next" w:hAnsi="Avenir Next" w:cs="Avenir Next" w:eastAsia="Avenir Next"/>
-                      <w:color w:val="1A1A1A"/>
-                      <w:sz w:val="21"/>
-                      <w:szCs w:val="21"/>
-                    </w:rPr>
                     <w:tab/>
                   </w:r>
                   <w:r>
                     <w:rPr>
                       <w:rFonts w:ascii="Avenir Next" w:hAnsi="Avenir Next" w:cs="Avenir Next" w:eastAsia="Avenir Next"/>
                       <w:color w:val="1A1A1A"/>
-                      <w:sz w:val="21"/>
+                      <w:sz w:val="22"/>
                       <w:szCs w:val="21"/>
                     </w:rPr>
                     <w:t xml:space="preserve">Y</w:t>
@@ -5574,25 +5588,25 @@
                       <w:rFonts w:ascii="Avenir Next" w:hAnsi="Avenir Next" w:cs="Avenir Next" w:eastAsia="Avenir Next"/>
                       <w:b/>
                       <w:color w:val="003A70"/>
+                      <w:sz w:val="22"/>
+                      <w:szCs w:val="21"/>
+                    </w:rPr>
+                    <w:t xml:space="preserve">C</w:t>
+                  </w:r>
+                  <w:r>
+                    <w:rPr>
+                      <w:rFonts w:ascii="Avenir Next" w:hAnsi="Avenir Next" w:cs="Avenir Next" w:eastAsia="Avenir Next"/>
+                      <w:color w:val="1A1A1A"/>
                       <w:sz w:val="21"/>
                       <w:szCs w:val="21"/>
                     </w:rPr>
-                    <w:t xml:space="preserve">C</w:t>
-                  </w:r>
-                  <w:r>
-                    <w:rPr>
-                      <w:rFonts w:ascii="Avenir Next" w:hAnsi="Avenir Next" w:cs="Avenir Next" w:eastAsia="Avenir Next"/>
-                      <w:color w:val="1A1A1A"/>
-                      <w:sz w:val="21"/>
-                      <w:szCs w:val="21"/>
-                    </w:rPr>
                     <w:tab/>
                   </w:r>
                   <w:r>
                     <w:rPr>
                       <w:rFonts w:ascii="Avenir Next" w:hAnsi="Avenir Next" w:cs="Avenir Next" w:eastAsia="Avenir Next"/>
                       <w:color w:val="1A1A1A"/>
-                      <w:sz w:val="21"/>
+                      <w:sz w:val="22"/>
                       <w:szCs w:val="21"/>
                     </w:rPr>
                     <w:t xml:space="preserve">They are equal</w:t>
@@ -5617,25 +5631,25 @@
                       <w:rFonts w:ascii="Avenir Next" w:hAnsi="Avenir Next" w:cs="Avenir Next" w:eastAsia="Avenir Next"/>
                       <w:b/>
                       <w:color w:val="003A70"/>
+                      <w:sz w:val="22"/>
+                      <w:szCs w:val="21"/>
+                    </w:rPr>
+                    <w:t xml:space="preserve">D</w:t>
+                  </w:r>
+                  <w:r>
+                    <w:rPr>
+                      <w:rFonts w:ascii="Avenir Next" w:hAnsi="Avenir Next" w:cs="Avenir Next" w:eastAsia="Avenir Next"/>
+                      <w:color w:val="1A1A1A"/>
                       <w:sz w:val="21"/>
                       <w:szCs w:val="21"/>
                     </w:rPr>
-                    <w:t xml:space="preserve">D</w:t>
-                  </w:r>
-                  <w:r>
-                    <w:rPr>
-                      <w:rFonts w:ascii="Avenir Next" w:hAnsi="Avenir Next" w:cs="Avenir Next" w:eastAsia="Avenir Next"/>
-                      <w:color w:val="1A1A1A"/>
-                      <w:sz w:val="21"/>
-                      <w:szCs w:val="21"/>
-                    </w:rPr>
                     <w:tab/>
                   </w:r>
                   <w:r>
                     <w:rPr>
                       <w:rFonts w:ascii="Avenir Next" w:hAnsi="Avenir Next" w:cs="Avenir Next" w:eastAsia="Avenir Next"/>
                       <w:color w:val="1A1A1A"/>
-                      <w:sz w:val="21"/>
+                      <w:sz w:val="22"/>
                       <w:szCs w:val="21"/>
                     </w:rPr>
                     <w:t xml:space="preserve">Cannot tell</w:t>
@@ -5783,25 +5797,25 @@
                       <w:rFonts w:ascii="Avenir Next" w:hAnsi="Avenir Next" w:cs="Avenir Next" w:eastAsia="Avenir Next"/>
                       <w:b/>
                       <w:color w:val="003A70"/>
+                      <w:sz w:val="22"/>
+                      <w:szCs w:val="21"/>
+                    </w:rPr>
+                    <w:t xml:space="preserve">A</w:t>
+                  </w:r>
+                  <w:r>
+                    <w:rPr>
+                      <w:rFonts w:ascii="Avenir Next" w:hAnsi="Avenir Next" w:cs="Avenir Next" w:eastAsia="Avenir Next"/>
+                      <w:color w:val="1A1A1A"/>
                       <w:sz w:val="21"/>
                       <w:szCs w:val="21"/>
                     </w:rPr>
-                    <w:t xml:space="preserve">A</w:t>
-                  </w:r>
-                  <w:r>
-                    <w:rPr>
-                      <w:rFonts w:ascii="Avenir Next" w:hAnsi="Avenir Next" w:cs="Avenir Next" w:eastAsia="Avenir Next"/>
-                      <w:color w:val="1A1A1A"/>
-                      <w:sz w:val="21"/>
-                      <w:szCs w:val="21"/>
-                    </w:rPr>
                     <w:tab/>
                   </w:r>
                   <w:r>
                     <w:rPr>
                       <w:rFonts w:ascii="Avenir Next" w:hAnsi="Avenir Next" w:cs="Avenir Next" w:eastAsia="Avenir Next"/>
                       <w:color w:val="1A1A1A"/>
-                      <w:sz w:val="21"/>
+                      <w:sz w:val="22"/>
                       <w:szCs w:val="21"/>
                     </w:rPr>
                     <w:t xml:space="preserve">9</w:t>
@@ -5826,25 +5840,25 @@
                       <w:rFonts w:ascii="Avenir Next" w:hAnsi="Avenir Next" w:cs="Avenir Next" w:eastAsia="Avenir Next"/>
                       <w:b/>
                       <w:color w:val="003A70"/>
+                      <w:sz w:val="22"/>
+                      <w:szCs w:val="21"/>
+                    </w:rPr>
+                    <w:t xml:space="preserve">B</w:t>
+                  </w:r>
+                  <w:r>
+                    <w:rPr>
+                      <w:rFonts w:ascii="Avenir Next" w:hAnsi="Avenir Next" w:cs="Avenir Next" w:eastAsia="Avenir Next"/>
+                      <w:color w:val="1A1A1A"/>
                       <w:sz w:val="21"/>
                       <w:szCs w:val="21"/>
                     </w:rPr>
-                    <w:t xml:space="preserve">B</w:t>
-                  </w:r>
-                  <w:r>
-                    <w:rPr>
-                      <w:rFonts w:ascii="Avenir Next" w:hAnsi="Avenir Next" w:cs="Avenir Next" w:eastAsia="Avenir Next"/>
-                      <w:color w:val="1A1A1A"/>
-                      <w:sz w:val="21"/>
-                      <w:szCs w:val="21"/>
-                    </w:rPr>
                     <w:tab/>
                   </w:r>
                   <w:r>
                     <w:rPr>
                       <w:rFonts w:ascii="Avenir Next" w:hAnsi="Avenir Next" w:cs="Avenir Next" w:eastAsia="Avenir Next"/>
                       <w:color w:val="1A1A1A"/>
-                      <w:sz w:val="21"/>
+                      <w:sz w:val="22"/>
                       <w:szCs w:val="21"/>
                     </w:rPr>
                     <w:t xml:space="preserve">22</w:t>
@@ -5869,25 +5883,25 @@
                       <w:rFonts w:ascii="Avenir Next" w:hAnsi="Avenir Next" w:cs="Avenir Next" w:eastAsia="Avenir Next"/>
                       <w:b/>
                       <w:color w:val="003A70"/>
+                      <w:sz w:val="22"/>
+                      <w:szCs w:val="21"/>
+                    </w:rPr>
+                    <w:t xml:space="preserve">C</w:t>
+                  </w:r>
+                  <w:r>
+                    <w:rPr>
+                      <w:rFonts w:ascii="Avenir Next" w:hAnsi="Avenir Next" w:cs="Avenir Next" w:eastAsia="Avenir Next"/>
+                      <w:color w:val="1A1A1A"/>
                       <w:sz w:val="21"/>
                       <w:szCs w:val="21"/>
                     </w:rPr>
-                    <w:t xml:space="preserve">C</w:t>
-                  </w:r>
-                  <w:r>
-                    <w:rPr>
-                      <w:rFonts w:ascii="Avenir Next" w:hAnsi="Avenir Next" w:cs="Avenir Next" w:eastAsia="Avenir Next"/>
-                      <w:color w:val="1A1A1A"/>
-                      <w:sz w:val="21"/>
-                      <w:szCs w:val="21"/>
-                    </w:rPr>
                     <w:tab/>
                   </w:r>
                   <w:r>
                     <w:rPr>
                       <w:rFonts w:ascii="Avenir Next" w:hAnsi="Avenir Next" w:cs="Avenir Next" w:eastAsia="Avenir Next"/>
                       <w:color w:val="1A1A1A"/>
-                      <w:sz w:val="21"/>
+                      <w:sz w:val="22"/>
                       <w:szCs w:val="21"/>
                     </w:rPr>
                     <w:t xml:space="preserve">15</w:t>
@@ -5912,25 +5926,25 @@
                       <w:rFonts w:ascii="Avenir Next" w:hAnsi="Avenir Next" w:cs="Avenir Next" w:eastAsia="Avenir Next"/>
                       <w:b/>
                       <w:color w:val="003A70"/>
+                      <w:sz w:val="22"/>
+                      <w:szCs w:val="21"/>
+                    </w:rPr>
+                    <w:t xml:space="preserve">D</w:t>
+                  </w:r>
+                  <w:r>
+                    <w:rPr>
+                      <w:rFonts w:ascii="Avenir Next" w:hAnsi="Avenir Next" w:cs="Avenir Next" w:eastAsia="Avenir Next"/>
+                      <w:color w:val="1A1A1A"/>
                       <w:sz w:val="21"/>
                       <w:szCs w:val="21"/>
                     </w:rPr>
-                    <w:t xml:space="preserve">D</w:t>
-                  </w:r>
-                  <w:r>
-                    <w:rPr>
-                      <w:rFonts w:ascii="Avenir Next" w:hAnsi="Avenir Next" w:cs="Avenir Next" w:eastAsia="Avenir Next"/>
-                      <w:color w:val="1A1A1A"/>
-                      <w:sz w:val="21"/>
-                      <w:szCs w:val="21"/>
-                    </w:rPr>
                     <w:tab/>
                   </w:r>
                   <w:r>
                     <w:rPr>
                       <w:rFonts w:ascii="Avenir Next" w:hAnsi="Avenir Next" w:cs="Avenir Next" w:eastAsia="Avenir Next"/>
                       <w:color w:val="1A1A1A"/>
-                      <w:sz w:val="21"/>
+                      <w:sz w:val="22"/>
                       <w:szCs w:val="21"/>
                     </w:rPr>
                     <w:t xml:space="preserve">3</w:t>
@@ -5996,6 +6010,7 @@
           </w:tcPr>
           <w:p>
             <w:pPr>
+              <w:pStyle w:val="Heading2"/>
               <w:spacing w:before="0" w:after="0" w:line="240" w:lineRule="auto"/>
             </w:pPr>
             <w:r>
@@ -6033,7 +6048,7 @@
               <w:rPr>
                 <w:rFonts w:ascii="Avenir Next" w:hAnsi="Avenir Next" w:cs="Avenir Next" w:eastAsia="Avenir Next"/>
                 <w:color w:val="1A1A1A"/>
-                <w:sz w:val="17"/>
+                <w:sz w:val="22"/>
                 <w:szCs w:val="17"/>
               </w:rPr>
               <w:t xml:space="preserve">  I can do this on my own</w:t>
@@ -6062,7 +6077,7 @@
               <w:rPr>
                 <w:rFonts w:ascii="Avenir Next" w:hAnsi="Avenir Next" w:cs="Avenir Next" w:eastAsia="Avenir Next"/>
                 <w:color w:val="1A1A1A"/>
-                <w:sz w:val="17"/>
+                <w:sz w:val="22"/>
                 <w:szCs w:val="17"/>
               </w:rPr>
               <w:t xml:space="preserve">  I need a little help</w:t>
@@ -6091,7 +6106,7 @@
               <w:rPr>
                 <w:rFonts w:ascii="Avenir Next" w:hAnsi="Avenir Next" w:cs="Avenir Next" w:eastAsia="Avenir Next"/>
                 <w:color w:val="1A1A1A"/>
-                <w:sz w:val="17"/>
+                <w:sz w:val="22"/>
                 <w:szCs w:val="17"/>
               </w:rPr>
               <w:t xml:space="preserve">  I have a question about #</w:t>
@@ -6198,7 +6213,106 @@
               <w:sz w:val="15"/>
               <w:szCs w:val="15"/>
             </w:rPr>
-            <w:t xml:space="preserve">Lesson 2-4  ·  Homework Packet  ·  Level 1</w:t>
+            <w:t xml:space="preserve">2-4 · Page </w:t>
+          </w:r>
+          <w:r>
+            <w:rPr>
+              <w:rFonts w:ascii="Avenir Next" w:hAnsi="Avenir Next" w:cs="Avenir Next" w:eastAsia="Avenir Next"/>
+              <w:color w:val="5A5F66"/>
+              <w:sz w:val="15"/>
+              <w:szCs w:val="15"/>
+            </w:rPr>
+            <w:fldChar w:fldCharType="begin"/>
+          </w:r>
+          <w:r>
+            <w:rPr>
+              <w:rFonts w:ascii="Avenir Next" w:hAnsi="Avenir Next" w:cs="Avenir Next" w:eastAsia="Avenir Next"/>
+              <w:color w:val="5A5F66"/>
+              <w:sz w:val="15"/>
+              <w:szCs w:val="15"/>
+            </w:rPr>
+            <w:instrText xml:space="preserve"> PAGE </w:instrText>
+          </w:r>
+          <w:r>
+            <w:rPr>
+              <w:rFonts w:ascii="Avenir Next" w:hAnsi="Avenir Next" w:cs="Avenir Next" w:eastAsia="Avenir Next"/>
+              <w:color w:val="5A5F66"/>
+              <w:sz w:val="15"/>
+              <w:szCs w:val="15"/>
+            </w:rPr>
+            <w:fldChar w:fldCharType="separate"/>
+          </w:r>
+          <w:r>
+            <w:rPr>
+              <w:rFonts w:ascii="Avenir Next" w:hAnsi="Avenir Next" w:cs="Avenir Next" w:eastAsia="Avenir Next"/>
+              <w:color w:val="5A5F66"/>
+              <w:sz w:val="15"/>
+              <w:szCs w:val="15"/>
+            </w:rPr>
+            <w:t xml:space="preserve">1</w:t>
+          </w:r>
+          <w:r>
+            <w:rPr>
+              <w:rFonts w:ascii="Avenir Next" w:hAnsi="Avenir Next" w:cs="Avenir Next" w:eastAsia="Avenir Next"/>
+              <w:color w:val="5A5F66"/>
+              <w:sz w:val="15"/>
+              <w:szCs w:val="15"/>
+            </w:rPr>
+            <w:fldChar w:fldCharType="end"/>
+          </w:r>
+          <w:r>
+            <w:rPr>
+              <w:rFonts w:ascii="Avenir Next" w:hAnsi="Avenir Next" w:cs="Avenir Next" w:eastAsia="Avenir Next"/>
+              <w:color w:val="5A5F66"/>
+              <w:sz w:val="15"/>
+              <w:szCs w:val="15"/>
+            </w:rPr>
+            <w:t xml:space="preserve"> of </w:t>
+          </w:r>
+          <w:r>
+            <w:rPr>
+              <w:rFonts w:ascii="Avenir Next" w:hAnsi="Avenir Next" w:cs="Avenir Next" w:eastAsia="Avenir Next"/>
+              <w:color w:val="5A5F66"/>
+              <w:sz w:val="15"/>
+              <w:szCs w:val="15"/>
+            </w:rPr>
+            <w:fldChar w:fldCharType="begin"/>
+          </w:r>
+          <w:r>
+            <w:rPr>
+              <w:rFonts w:ascii="Avenir Next" w:hAnsi="Avenir Next" w:cs="Avenir Next" w:eastAsia="Avenir Next"/>
+              <w:color w:val="5A5F66"/>
+              <w:sz w:val="15"/>
+              <w:szCs w:val="15"/>
+            </w:rPr>
+            <w:instrText xml:space="preserve"> NUMPAGES </w:instrText>
+          </w:r>
+          <w:r>
+            <w:rPr>
+              <w:rFonts w:ascii="Avenir Next" w:hAnsi="Avenir Next" w:cs="Avenir Next" w:eastAsia="Avenir Next"/>
+              <w:color w:val="5A5F66"/>
+              <w:sz w:val="15"/>
+              <w:szCs w:val="15"/>
+            </w:rPr>
+            <w:fldChar w:fldCharType="separate"/>
+          </w:r>
+          <w:r>
+            <w:rPr>
+              <w:rFonts w:ascii="Avenir Next" w:hAnsi="Avenir Next" w:cs="Avenir Next" w:eastAsia="Avenir Next"/>
+              <w:color w:val="5A5F66"/>
+              <w:sz w:val="15"/>
+              <w:szCs w:val="15"/>
+            </w:rPr>
+            <w:t xml:space="preserve">1</w:t>
+          </w:r>
+          <w:r>
+            <w:rPr>
+              <w:rFonts w:ascii="Avenir Next" w:hAnsi="Avenir Next" w:cs="Avenir Next" w:eastAsia="Avenir Next"/>
+              <w:color w:val="5A5F66"/>
+              <w:sz w:val="15"/>
+              <w:szCs w:val="15"/>
+            </w:rPr>
+            <w:fldChar w:fldCharType="end"/>
           </w:r>
         </w:p>
       </w:tc>
@@ -6241,5 +6355,23 @@
       </w:tblCellMar>
     </w:tblPr>
   </w:style>
+  <w:style w:type="paragraph" w:styleId="Heading1">
+    <w:name w:val="heading 1"/>
+    <w:basedOn w:val="Normal"/>
+    <w:pPr>
+      <w:outlineLvl w:val="0"/>
+      <w:keepNext w:val="0"/>
+      <w:keepLines w:val="0"/>
+    </w:pPr>
+  </w:style>
+  <w:style w:type="paragraph" w:styleId="Heading2">
+    <w:name w:val="heading 2"/>
+    <w:basedOn w:val="Normal"/>
+    <w:pPr>
+      <w:outlineLvl w:val="1"/>
+      <w:keepNext w:val="0"/>
+      <w:keepLines w:val="0"/>
+    </w:pPr>
+  </w:style>
 </w:styles>
 </file>